--- a/작업일지/졸업작품 작업일지 - 20+33주차.docx
+++ b/작업일지/졸업작품 작업일지 - 20+33주차.docx
@@ -223,7 +223,6 @@
                 <w:szCs w:val="18"/>
               </w:rPr>
             </w:pPr>
-            <w:proofErr w:type="gramStart"/>
             <w:r>
               <w:rPr>
                 <w:rFonts w:hint="eastAsia"/>
@@ -232,18 +231,7 @@
                 <w:sz w:val="18"/>
                 <w:szCs w:val="18"/>
               </w:rPr>
-              <w:t>( Outlander</w:t>
-            </w:r>
-            <w:proofErr w:type="gramEnd"/>
-            <w:r>
-              <w:rPr>
-                <w:rFonts w:hint="eastAsia"/>
-                <w:b/>
-                <w:bCs/>
-                <w:sz w:val="18"/>
-                <w:szCs w:val="18"/>
-              </w:rPr>
-              <w:t xml:space="preserve"> )</w:t>
+              <w:t>( Outlander )</w:t>
             </w:r>
           </w:p>
         </w:tc>
@@ -443,6 +431,7 @@
             <w:pPr>
               <w:jc w:val="left"/>
               <w:rPr>
+                <w:rFonts w:hint="eastAsia"/>
                 <w:b/>
               </w:rPr>
             </w:pPr>
@@ -458,7 +447,7 @@
                 <w:rFonts w:hint="eastAsia"/>
                 <w:b/>
               </w:rPr>
-              <w:t>거점 시스템 추가, 지형 레벨디자인 완료, 피격 애니메이션 미재생 버그 수정, 중력 버그 수정, 청크 스트리밍 구현, Zone 시스템 추가</w:t>
+              <w:t>맵에 나무 및 프랍 배치, 스킬 스크립트 제작</w:t>
             </w:r>
           </w:p>
           <w:p>
@@ -494,9 +483,6 @@
           <w:p>
             <w:pPr>
               <w:jc w:val="left"/>
-              <w:rPr>
-                <w:rFonts w:hint="eastAsia"/>
-              </w:rPr>
             </w:pPr>
             <w:r>
               <w:rPr>
@@ -579,7 +565,7 @@
           <w:rFonts w:hint="eastAsia"/>
           <w:sz w:val="22"/>
         </w:rPr>
-        <w:t>거점 시스템 추가</w:t>
+        <w:t>맵에 나무 및 프랍 배치</w:t>
       </w:r>
     </w:p>
     <w:p>
@@ -600,20 +586,7 @@
           <w:rFonts w:hint="eastAsia"/>
           <w:sz w:val="22"/>
         </w:rPr>
-        <w:t>거점 주위로 몬스터가 생성되고, 거점이 살아있는 동안은 계속 몬스터가 리스폰된다.</w:t>
-      </w:r>
-      <w:r>
-        <w:rPr>
-          <w:sz w:val="22"/>
-        </w:rPr>
-        <w:br/>
-      </w:r>
-      <w:r>
-        <w:rPr>
-          <w:rFonts w:hint="eastAsia"/>
-          <w:sz w:val="22"/>
-        </w:rPr>
-        <w:t>몬스터의 리스폰을 막으려면 거점을 깨야 한다.</w:t>
+        <w:t>Terrain Chunk에 브러쉬로 칠해서 만듦</w:t>
       </w:r>
     </w:p>
     <w:p>
@@ -634,7 +607,7 @@
           <w:rFonts w:hint="eastAsia"/>
           <w:sz w:val="22"/>
         </w:rPr>
-        <w:t>거점별로 체력, 생성되는 몬스터 종류와 최대 수, 스폰 반경, 활동 반경, 한 웨이브의 최대 몬스터 수, 몬스터 리스폰 시간, 거점 리스폰 시간 등을 정의해 사용</w:t>
+        <w:t>Terrain의 Detail Layer를 읽어 Detail Mesh들의 배치(Transform, Ground Align)를 파악한 후 추출</w:t>
       </w:r>
     </w:p>
     <w:p>
@@ -655,7 +628,76 @@
           <w:rFonts w:hint="eastAsia"/>
           <w:sz w:val="22"/>
         </w:rPr>
-        <w:t>현재 모델은 큐브 모양, 체력바는 노란색으로 렌더링, 모델은 에셋 구할 예정</w:t>
+        <w:t>임포트된 나무와 프랍은 Chunk 내부에 Static Object로 담겨 물리와 렌더링 처리</w:t>
+      </w:r>
+    </w:p>
+    <w:p>
+      <w:pPr>
+        <w:pStyle w:val="a3"/>
+        <w:numPr>
+          <w:ilvl w:val="2"/>
+          <w:numId w:val="1"/>
+        </w:numPr>
+        <w:ind w:leftChars="0"/>
+        <w:jc w:val="left"/>
+        <w:rPr>
+          <w:sz w:val="22"/>
+        </w:rPr>
+      </w:pPr>
+      <w:r>
+        <w:rPr>
+          <w:rFonts w:hint="eastAsia"/>
+          <w:sz w:val="22"/>
+        </w:rPr>
+        <w:t>충돌 처리를 위해 리소스별 BVH 제작하였으나 하직 PhysicSystem에 등록하지 않아</w:t>
+      </w:r>
+      <w:r>
+        <w:rPr>
+          <w:sz w:val="22"/>
+        </w:rPr>
+        <w:br/>
+      </w:r>
+      <w:r>
+        <w:rPr>
+          <w:rFonts w:hint="eastAsia"/>
+          <w:sz w:val="22"/>
+        </w:rPr>
+        <w:t>충돌 처리는 불가 (나무와 바위 등 관통)</w:t>
+      </w:r>
+    </w:p>
+    <w:p>
+      <w:pPr>
+        <w:pStyle w:val="a3"/>
+        <w:numPr>
+          <w:ilvl w:val="2"/>
+          <w:numId w:val="1"/>
+        </w:numPr>
+        <w:ind w:leftChars="0"/>
+        <w:jc w:val="left"/>
+        <w:rPr>
+          <w:rFonts w:hint="eastAsia"/>
+          <w:sz w:val="22"/>
+        </w:rPr>
+      </w:pPr>
+      <w:r>
+        <w:rPr>
+          <w:rFonts w:hint="eastAsia"/>
+          <w:sz w:val="22"/>
+        </w:rPr>
+        <w:t>나뭇잎, 풀 등의 객체를 대상으로 셰이더에서 alpha-test 수행하기 위해</w:t>
+      </w:r>
+      <w:r>
+        <w:rPr>
+          <w:sz w:val="22"/>
+        </w:rPr>
+        <w:br/>
+      </w:r>
+      <w:r>
+        <w:rPr>
+          <w:rFonts w:hint="eastAsia"/>
+          <w:sz w:val="22"/>
+        </w:rPr>
+        <w:t>대상 Material 구조체에 cAlphaCutoff 추가</w:t>
       </w:r>
     </w:p>
     <w:p>
@@ -676,7 +718,54 @@
           <w:rFonts w:hint="eastAsia"/>
           <w:sz w:val="22"/>
         </w:rPr>
-        <w:t>집단 전투 진입 시 주위 거점 파괴 여부로 생성되는 몬스터 수 변화, 스탯 변화 등 고려 예정</w:t>
+        <w:t>나뭇잎 색깔이 너무 어두운 경향이 있음, 셰이딩 버그인지 확인해야 함</w:t>
+      </w:r>
+    </w:p>
+    <w:p>
+      <w:pPr>
+        <w:pStyle w:val="a3"/>
+        <w:numPr>
+          <w:ilvl w:val="1"/>
+          <w:numId w:val="1"/>
+        </w:numPr>
+        <w:ind w:leftChars="0"/>
+        <w:jc w:val="left"/>
+        <w:rPr>
+          <w:sz w:val="22"/>
+        </w:rPr>
+      </w:pPr>
+      <w:r>
+        <w:rPr>
+          <w:rFonts w:hint="eastAsia"/>
+          <w:sz w:val="22"/>
+        </w:rPr>
+        <w:t>현재 나무와 프랍들을 모두 합하면 청크당 약 20,000 개의 인스턴스가 존재함,</w:t>
+      </w:r>
+      <w:r>
+        <w:rPr>
+          <w:sz w:val="22"/>
+        </w:rPr>
+        <w:br/>
+      </w:r>
+      <w:r>
+        <w:rPr>
+          <w:rFonts w:hint="eastAsia"/>
+          <w:sz w:val="22"/>
+        </w:rPr>
+        <w:t>기존의 컬링 기법들, deferred rendering, h/w instancing과 맞물려 FPS에 영향이 거의</w:t>
+      </w:r>
+      <w:r>
+        <w:rPr>
+          <w:sz w:val="22"/>
+        </w:rPr>
+        <w:br/>
+      </w:r>
+      <w:r>
+        <w:rPr>
+          <w:rFonts w:hint="eastAsia"/>
+          <w:sz w:val="22"/>
+        </w:rPr>
+        <w:t>없었음</w:t>
       </w:r>
     </w:p>
     <w:p>
@@ -697,7 +786,7 @@
           <w:rFonts w:hint="eastAsia"/>
           <w:sz w:val="22"/>
         </w:rPr>
-        <w:t>지형 레벨디자인 완료</w:t>
+        <w:t>스킬 스크립트 제작</w:t>
       </w:r>
     </w:p>
     <w:p>
@@ -718,7 +807,49 @@
           <w:rFonts w:hint="eastAsia"/>
           <w:sz w:val="22"/>
         </w:rPr>
-        <w:t>2D 레벨디자인 기반으로 유니티 Terrain Tool로 직접 브러쉬를 통해 그렸음.</w:t>
+        <w:t>클라이언트 standalone 스킬 모드를 완전히 스킬 에디터 툴로 변경</w:t>
+      </w:r>
+    </w:p>
+    <w:p>
+      <w:pPr>
+        <w:pStyle w:val="a3"/>
+        <w:numPr>
+          <w:ilvl w:val="2"/>
+          <w:numId w:val="1"/>
+        </w:numPr>
+        <w:ind w:leftChars="0"/>
+        <w:jc w:val="left"/>
+        <w:rPr>
+          <w:sz w:val="22"/>
+        </w:rPr>
+      </w:pPr>
+      <w:r>
+        <w:rPr>
+          <w:rFonts w:hint="eastAsia"/>
+          <w:sz w:val="22"/>
+        </w:rPr>
+        <w:t>GUI로 특정 스킬 플레이 및 편집 가능</w:t>
+      </w:r>
+    </w:p>
+    <w:p>
+      <w:pPr>
+        <w:pStyle w:val="a3"/>
+        <w:numPr>
+          <w:ilvl w:val="2"/>
+          <w:numId w:val="1"/>
+        </w:numPr>
+        <w:ind w:leftChars="0"/>
+        <w:jc w:val="left"/>
+        <w:rPr>
+          <w:sz w:val="22"/>
+        </w:rPr>
+      </w:pPr>
+      <w:r>
+        <w:rPr>
+          <w:rFonts w:hint="eastAsia"/>
+          <w:sz w:val="22"/>
+        </w:rPr>
+        <w:t>스킬의 히트박스를 클릭하면 마우스 피킹을 통해 선택되고,</w:t>
       </w:r>
       <w:r>
         <w:rPr>
@@ -731,14 +862,14 @@
           <w:rFonts w:hint="eastAsia"/>
           <w:sz w:val="22"/>
         </w:rPr>
-        <w:t>나무와 풀, 바위는 랜덤 배치 예정</w:t>
+        <w:t>생성 시점/소멸 시점/변환/부착 대상/히트 이벤트 등을 미세 조정할 수 있음</w:t>
       </w:r>
     </w:p>
     <w:p>
       <w:pPr>
         <w:pStyle w:val="a3"/>
         <w:numPr>
-          <w:ilvl w:val="1"/>
+          <w:ilvl w:val="2"/>
           <w:numId w:val="1"/>
         </w:numPr>
         <w:ind w:leftChars="0"/>
@@ -749,23 +880,16 @@
       </w:pPr>
       <w:r>
         <w:rPr>
-          <w:rFonts w:hint="eastAsia"/>
-          <w:sz w:val="22"/>
-        </w:rPr>
-        <w:t>인벤토리와 레어 무기 획득 등의 구현 가능 여부가 불투명함에 따라 아이템 획득처로</w:t>
-      </w:r>
-      <w:r>
-        <w:rPr>
-          <w:sz w:val="22"/>
-        </w:rPr>
-        <w:br/>
-      </w:r>
-      <w:r>
-        <w:rPr>
-          <w:rFonts w:hint="eastAsia"/>
-          <w:sz w:val="22"/>
-        </w:rPr>
-        <w:t>마련해놓은 사이드 경로는 폐기</w:t>
+          <w:sz w:val="22"/>
+        </w:rPr>
+        <w:t>C</w:t>
+      </w:r>
+      <w:r>
+        <w:rPr>
+          <w:rFonts w:hint="eastAsia"/>
+          <w:sz w:val="22"/>
+        </w:rPr>
+        <w:t>onfirm 시 조정된 값들을 스크립트에 덮어쓰기하여 반영</w:t>
       </w:r>
     </w:p>
     <w:p>
@@ -787,125 +911,499 @@
     </w:p>
     <w:p>
       <w:pPr>
-        <w:jc w:val="left"/>
-        <w:rPr>
-          <w:sz w:val="22"/>
-        </w:rPr>
-      </w:pPr>
-    </w:p>
-    <w:p>
-      <w:pPr>
         <w:pStyle w:val="a3"/>
-        <w:ind w:leftChars="0" w:left="1200"/>
-        <w:jc w:val="left"/>
-        <w:rPr>
-          <w:sz w:val="22"/>
-        </w:rPr>
-      </w:pPr>
-      <w:r>
-        <w:rPr>
-          <w:noProof/>
-          <w:sz w:val="24"/>
-          <w:szCs w:val="28"/>
-        </w:rPr>
-        <w:drawing>
-          <wp:inline distT="0" distB="0" distL="0" distR="0" wp14:anchorId="17294D92" wp14:editId="583D2786">
-            <wp:extent cx="5400000" cy="3178019"/>
-            <wp:effectExtent l="0" t="0" r="0" b="3810"/>
-            <wp:docPr id="274567447" name="그림 2" descr="도표, 그림, 종이접기, 디자인이(가) 표시된 사진&#10;&#10;자동 생성된 설명"/>
-            <wp:cNvGraphicFramePr>
-              <a:graphicFrameLocks xmlns:a="http://schemas.openxmlformats.org/drawingml/2006/main" noChangeAspect="1"/>
-            </wp:cNvGraphicFramePr>
-            <a:graphic xmlns:a="http://schemas.openxmlformats.org/drawingml/2006/main">
-              <a:graphicData uri="http://schemas.openxmlformats.org/drawingml/2006/picture">
-                <pic:pic xmlns:pic="http://schemas.openxmlformats.org/drawingml/2006/picture">
-                  <pic:nvPicPr>
-                    <pic:cNvPr id="274567447" name="그림 2" descr="도표, 그림, 종이접기, 디자인이(가) 표시된 사진&#10;&#10;자동 생성된 설명"/>
-                    <pic:cNvPicPr/>
-                  </pic:nvPicPr>
-                  <pic:blipFill>
-                    <a:blip r:embed="rId7" cstate="print">
-                      <a:extLst>
-                        <a:ext uri="{28A0092B-C50C-407E-A947-70E740481C1C}">
-                          <a14:useLocalDpi xmlns:a14="http://schemas.microsoft.com/office/drawing/2010/main" val="0"/>
-                        </a:ext>
-                      </a:extLst>
-                    </a:blip>
-                    <a:stretch>
-                      <a:fillRect/>
-                    </a:stretch>
-                  </pic:blipFill>
-                  <pic:spPr>
-                    <a:xfrm>
-                      <a:off x="0" y="0"/>
-                      <a:ext cx="5400000" cy="3178019"/>
-                    </a:xfrm>
-                    <a:prstGeom prst="rect">
-                      <a:avLst/>
-                    </a:prstGeom>
-                  </pic:spPr>
-                </pic:pic>
-              </a:graphicData>
-            </a:graphic>
-          </wp:inline>
-        </w:drawing>
-      </w:r>
-    </w:p>
-    <w:p>
-      <w:pPr>
-        <w:ind w:left="800"/>
-        <w:jc w:val="left"/>
-        <w:rPr>
-          <w:sz w:val="22"/>
-        </w:rPr>
-      </w:pPr>
-      <w:r>
-        <w:rPr>
-          <w:rFonts w:hint="eastAsia"/>
-          <w:noProof/>
-          <w:sz w:val="22"/>
-        </w:rPr>
-        <w:drawing>
-          <wp:inline distT="0" distB="0" distL="0" distR="0" wp14:anchorId="0A652999" wp14:editId="563A2CE7">
-            <wp:extent cx="5400000" cy="2907930"/>
-            <wp:effectExtent l="0" t="0" r="0" b="6985"/>
-            <wp:docPr id="2147336821" name="그림 1"/>
-            <wp:cNvGraphicFramePr>
-              <a:graphicFrameLocks xmlns:a="http://schemas.openxmlformats.org/drawingml/2006/main" noChangeAspect="1"/>
-            </wp:cNvGraphicFramePr>
-            <a:graphic xmlns:a="http://schemas.openxmlformats.org/drawingml/2006/main">
-              <a:graphicData uri="http://schemas.openxmlformats.org/drawingml/2006/picture">
-                <pic:pic xmlns:pic="http://schemas.openxmlformats.org/drawingml/2006/picture">
-                  <pic:nvPicPr>
-                    <pic:cNvPr id="2147336821" name="그림 2147336821"/>
-                    <pic:cNvPicPr/>
-                  </pic:nvPicPr>
-                  <pic:blipFill>
-                    <a:blip r:embed="rId8">
-                      <a:extLst>
-                        <a:ext uri="{28A0092B-C50C-407E-A947-70E740481C1C}">
-                          <a14:useLocalDpi xmlns:a14="http://schemas.microsoft.com/office/drawing/2010/main" val="0"/>
-                        </a:ext>
-                      </a:extLst>
-                    </a:blip>
-                    <a:stretch>
-                      <a:fillRect/>
-                    </a:stretch>
-                  </pic:blipFill>
-                  <pic:spPr>
-                    <a:xfrm>
-                      <a:off x="0" y="0"/>
-                      <a:ext cx="5400000" cy="2907930"/>
-                    </a:xfrm>
-                    <a:prstGeom prst="rect">
-                      <a:avLst/>
-                    </a:prstGeom>
-                  </pic:spPr>
-                </pic:pic>
-              </a:graphicData>
-            </a:graphic>
-          </wp:inline>
-        </w:drawing>
+        <w:numPr>
+          <w:ilvl w:val="1"/>
+          <w:numId w:val="1"/>
+        </w:numPr>
+        <w:ind w:leftChars="0"/>
+        <w:jc w:val="left"/>
+        <w:rPr>
+          <w:sz w:val="22"/>
+        </w:rPr>
+      </w:pPr>
+      <w:r>
+        <w:rPr>
+          <w:rFonts w:hint="eastAsia"/>
+          <w:sz w:val="22"/>
+        </w:rPr>
+        <w:lastRenderedPageBreak/>
+        <w:t>지면과 연계되는 스킬 구현</w:t>
+      </w:r>
+    </w:p>
+    <w:p>
+      <w:pPr>
+        <w:pStyle w:val="a3"/>
+        <w:numPr>
+          <w:ilvl w:val="2"/>
+          <w:numId w:val="1"/>
+        </w:numPr>
+        <w:ind w:leftChars="0"/>
+        <w:jc w:val="left"/>
+        <w:rPr>
+          <w:sz w:val="22"/>
+        </w:rPr>
+      </w:pPr>
+      <w:r>
+        <w:rPr>
+          <w:rFonts w:hint="eastAsia"/>
+          <w:sz w:val="22"/>
+        </w:rPr>
+        <w:t>땅에서 얼음 기둥이 솟아나는 스킬, 마법 구가 땅에 부딪혀 폭발하는 스킬 등</w:t>
+      </w:r>
+      <w:r>
+        <w:rPr>
+          <w:sz w:val="22"/>
+        </w:rPr>
+        <w:br/>
+      </w:r>
+      <w:r>
+        <w:rPr>
+          <w:rFonts w:hint="eastAsia"/>
+          <w:sz w:val="22"/>
+        </w:rPr>
+        <w:t>지면과의 상호작용이 필요한 스킬들이 있음</w:t>
+      </w:r>
+    </w:p>
+    <w:p>
+      <w:pPr>
+        <w:pStyle w:val="a3"/>
+        <w:numPr>
+          <w:ilvl w:val="2"/>
+          <w:numId w:val="1"/>
+        </w:numPr>
+        <w:ind w:leftChars="0"/>
+        <w:jc w:val="left"/>
+        <w:rPr>
+          <w:sz w:val="22"/>
+        </w:rPr>
+      </w:pPr>
+      <w:r>
+        <w:rPr>
+          <w:rFonts w:hint="eastAsia"/>
+          <w:sz w:val="22"/>
+        </w:rPr>
+        <w:t>VFX는 groundSnap, groundAlign, particleCollision, particleConform 속성 설정 가능</w:t>
+      </w:r>
+    </w:p>
+    <w:p>
+      <w:pPr>
+        <w:pStyle w:val="a3"/>
+        <w:numPr>
+          <w:ilvl w:val="3"/>
+          <w:numId w:val="1"/>
+        </w:numPr>
+        <w:ind w:leftChars="0"/>
+        <w:jc w:val="left"/>
+        <w:rPr>
+          <w:sz w:val="22"/>
+        </w:rPr>
+      </w:pPr>
+      <w:r>
+        <w:rPr>
+          <w:rFonts w:hint="eastAsia"/>
+          <w:sz w:val="22"/>
+        </w:rPr>
+        <w:t>groundSnap: VFX를 지표면 위로 강제로 투영</w:t>
+      </w:r>
+    </w:p>
+    <w:p>
+      <w:pPr>
+        <w:pStyle w:val="a3"/>
+        <w:numPr>
+          <w:ilvl w:val="3"/>
+          <w:numId w:val="1"/>
+        </w:numPr>
+        <w:ind w:leftChars="0"/>
+        <w:jc w:val="left"/>
+        <w:rPr>
+          <w:sz w:val="22"/>
+        </w:rPr>
+      </w:pPr>
+      <w:r>
+        <w:rPr>
+          <w:rFonts w:hint="eastAsia"/>
+          <w:sz w:val="22"/>
+        </w:rPr>
+        <w:t>groundAlign: VFX를 지면 노멀에 맞게 회전</w:t>
+      </w:r>
+    </w:p>
+    <w:p>
+      <w:pPr>
+        <w:pStyle w:val="a3"/>
+        <w:numPr>
+          <w:ilvl w:val="3"/>
+          <w:numId w:val="1"/>
+        </w:numPr>
+        <w:ind w:leftChars="0"/>
+        <w:jc w:val="left"/>
+        <w:rPr>
+          <w:sz w:val="22"/>
+        </w:rPr>
+      </w:pPr>
+      <w:r>
+        <w:rPr>
+          <w:rFonts w:hint="eastAsia"/>
+          <w:sz w:val="22"/>
+        </w:rPr>
+        <w:t>particleCollision: 파티클이 지면과 충돌할 시 처리 방식 지정,</w:t>
+      </w:r>
+      <w:r>
+        <w:rPr>
+          <w:sz w:val="22"/>
+        </w:rPr>
+        <w:br/>
+        <w:t>“</w:t>
+      </w:r>
+      <w:r>
+        <w:rPr>
+          <w:rFonts w:hint="eastAsia"/>
+          <w:sz w:val="22"/>
+        </w:rPr>
+        <w:t>GroundStop</w:t>
+      </w:r>
+      <w:r>
+        <w:rPr>
+          <w:sz w:val="22"/>
+        </w:rPr>
+        <w:t>”</w:t>
+      </w:r>
+      <w:r>
+        <w:rPr>
+          <w:rFonts w:hint="eastAsia"/>
+          <w:sz w:val="22"/>
+        </w:rPr>
+        <w:t>/</w:t>
+      </w:r>
+      <w:r>
+        <w:rPr>
+          <w:sz w:val="22"/>
+        </w:rPr>
+        <w:t>”</w:t>
+      </w:r>
+      <w:r>
+        <w:rPr>
+          <w:rFonts w:hint="eastAsia"/>
+          <w:sz w:val="22"/>
+        </w:rPr>
+        <w:t>GroundKill</w:t>
+      </w:r>
+      <w:r>
+        <w:rPr>
+          <w:sz w:val="22"/>
+        </w:rPr>
+        <w:t>”</w:t>
+      </w:r>
+      <w:r>
+        <w:rPr>
+          <w:rFonts w:hint="eastAsia"/>
+          <w:sz w:val="22"/>
+        </w:rPr>
+        <w:t>/</w:t>
+      </w:r>
+      <w:r>
+        <w:rPr>
+          <w:sz w:val="22"/>
+        </w:rPr>
+        <w:t>”</w:t>
+      </w:r>
+      <w:r>
+        <w:rPr>
+          <w:rFonts w:hint="eastAsia"/>
+          <w:sz w:val="22"/>
+        </w:rPr>
+        <w:t>GroundBounce</w:t>
+      </w:r>
+      <w:r>
+        <w:rPr>
+          <w:sz w:val="22"/>
+        </w:rPr>
+        <w:t>”</w:t>
+      </w:r>
+      <w:r>
+        <w:rPr>
+          <w:rFonts w:hint="eastAsia"/>
+          <w:sz w:val="22"/>
+        </w:rPr>
+        <w:t xml:space="preserve"> 중 하나의 값</w:t>
+      </w:r>
+    </w:p>
+    <w:p>
+      <w:pPr>
+        <w:pStyle w:val="a3"/>
+        <w:numPr>
+          <w:ilvl w:val="3"/>
+          <w:numId w:val="1"/>
+        </w:numPr>
+        <w:ind w:leftChars="0"/>
+        <w:jc w:val="left"/>
+        <w:rPr>
+          <w:sz w:val="22"/>
+        </w:rPr>
+      </w:pPr>
+      <w:r>
+        <w:rPr>
+          <w:rFonts w:hint="eastAsia"/>
+          <w:sz w:val="22"/>
+        </w:rPr>
+        <w:t>particleConform: 파티클이 지면과 겹쳐서 스폰될 시 처리 방식 지정,</w:t>
+      </w:r>
+      <w:r>
+        <w:rPr>
+          <w:sz w:val="22"/>
+        </w:rPr>
+        <w:br/>
+        <w:t>“</w:t>
+      </w:r>
+      <w:r>
+        <w:rPr>
+          <w:rFonts w:hint="eastAsia"/>
+          <w:sz w:val="22"/>
+        </w:rPr>
+        <w:t>SnapY</w:t>
+      </w:r>
+      <w:r>
+        <w:rPr>
+          <w:sz w:val="22"/>
+        </w:rPr>
+        <w:t>”</w:t>
+      </w:r>
+      <w:r>
+        <w:rPr>
+          <w:rFonts w:hint="eastAsia"/>
+          <w:sz w:val="22"/>
+        </w:rPr>
+        <w:t>/</w:t>
+      </w:r>
+      <w:r>
+        <w:rPr>
+          <w:sz w:val="22"/>
+        </w:rPr>
+        <w:t>”</w:t>
+      </w:r>
+      <w:r>
+        <w:rPr>
+          <w:rFonts w:hint="eastAsia"/>
+          <w:sz w:val="22"/>
+        </w:rPr>
+        <w:t>SnapAndAlign</w:t>
+      </w:r>
+      <w:r>
+        <w:rPr>
+          <w:sz w:val="22"/>
+        </w:rPr>
+        <w:t>”</w:t>
+      </w:r>
+      <w:r>
+        <w:rPr>
+          <w:rFonts w:hint="eastAsia"/>
+          <w:sz w:val="22"/>
+        </w:rPr>
+        <w:t xml:space="preserve"> 중 하나의 값</w:t>
+      </w:r>
+    </w:p>
+    <w:p>
+      <w:pPr>
+        <w:pStyle w:val="a3"/>
+        <w:numPr>
+          <w:ilvl w:val="2"/>
+          <w:numId w:val="1"/>
+        </w:numPr>
+        <w:ind w:leftChars="0"/>
+        <w:jc w:val="left"/>
+        <w:rPr>
+          <w:sz w:val="22"/>
+        </w:rPr>
+      </w:pPr>
+      <w:r>
+        <w:rPr>
+          <w:rFonts w:hint="eastAsia"/>
+          <w:sz w:val="22"/>
+        </w:rPr>
+        <w:t>Hitbox는 AttachType에 Ground 추가 (</w:t>
+      </w:r>
+      <w:r>
+        <w:rPr>
+          <w:sz w:val="22"/>
+        </w:rPr>
+        <w:t>“</w:t>
+      </w:r>
+      <w:r>
+        <w:rPr>
+          <w:rFonts w:hint="eastAsia"/>
+          <w:sz w:val="22"/>
+        </w:rPr>
+        <w:t>BoneAttach</w:t>
+      </w:r>
+      <w:r>
+        <w:rPr>
+          <w:sz w:val="22"/>
+        </w:rPr>
+        <w:t>”</w:t>
+      </w:r>
+      <w:r>
+        <w:rPr>
+          <w:rFonts w:hint="eastAsia"/>
+          <w:sz w:val="22"/>
+        </w:rPr>
+        <w:t>/</w:t>
+      </w:r>
+      <w:r>
+        <w:rPr>
+          <w:sz w:val="22"/>
+        </w:rPr>
+        <w:t>”</w:t>
+      </w:r>
+      <w:r>
+        <w:rPr>
+          <w:rFonts w:hint="eastAsia"/>
+          <w:sz w:val="22"/>
+        </w:rPr>
+        <w:t>VFXParticleAttach</w:t>
+      </w:r>
+      <w:r>
+        <w:rPr>
+          <w:sz w:val="22"/>
+        </w:rPr>
+        <w:t>”</w:t>
+      </w:r>
+      <w:r>
+        <w:rPr>
+          <w:rFonts w:hint="eastAsia"/>
+          <w:sz w:val="22"/>
+        </w:rPr>
+        <w:t>/</w:t>
+      </w:r>
+      <w:r>
+        <w:rPr>
+          <w:sz w:val="22"/>
+        </w:rPr>
+        <w:t>”</w:t>
+      </w:r>
+      <w:r>
+        <w:rPr>
+          <w:rFonts w:hint="eastAsia"/>
+          <w:sz w:val="22"/>
+        </w:rPr>
+        <w:t>GroundAttach</w:t>
+      </w:r>
+      <w:r>
+        <w:rPr>
+          <w:sz w:val="22"/>
+        </w:rPr>
+        <w:t>”</w:t>
+      </w:r>
+      <w:r>
+        <w:rPr>
+          <w:rFonts w:hint="eastAsia"/>
+          <w:sz w:val="22"/>
+        </w:rPr>
+        <w:t>)</w:t>
+      </w:r>
+      <w:r>
+        <w:rPr>
+          <w:rFonts w:hint="eastAsia"/>
+          <w:sz w:val="22"/>
+        </w:rPr>
+        <w:t>, anchor와 align 속성 설정 가능</w:t>
+      </w:r>
+    </w:p>
+    <w:p>
+      <w:pPr>
+        <w:pStyle w:val="a3"/>
+        <w:numPr>
+          <w:ilvl w:val="3"/>
+          <w:numId w:val="1"/>
+        </w:numPr>
+        <w:ind w:leftChars="0"/>
+        <w:jc w:val="left"/>
+        <w:rPr>
+          <w:sz w:val="22"/>
+        </w:rPr>
+      </w:pPr>
+      <w:r>
+        <w:rPr>
+          <w:rFonts w:hint="eastAsia"/>
+          <w:sz w:val="22"/>
+        </w:rPr>
+        <w:t>anchor: Hitbox가 특정 점 기준 local로 표현되어야 할 때 사용, 이때 anchor를</w:t>
+      </w:r>
+      <w:r>
+        <w:rPr>
+          <w:sz w:val="22"/>
+        </w:rPr>
+        <w:br/>
+      </w:r>
+      <w:r>
+        <w:rPr>
+          <w:rFonts w:hint="eastAsia"/>
+          <w:sz w:val="22"/>
+        </w:rPr>
+        <w:t>지표상 투영된 점으로 지정 가능</w:t>
+      </w:r>
+    </w:p>
+    <w:p>
+      <w:pPr>
+        <w:pStyle w:val="a3"/>
+        <w:numPr>
+          <w:ilvl w:val="3"/>
+          <w:numId w:val="1"/>
+        </w:numPr>
+        <w:ind w:leftChars="0"/>
+        <w:jc w:val="left"/>
+        <w:rPr>
+          <w:sz w:val="22"/>
+        </w:rPr>
+      </w:pPr>
+      <w:r>
+        <w:rPr>
+          <w:rFonts w:hint="eastAsia"/>
+          <w:sz w:val="22"/>
+        </w:rPr>
+        <w:t>align: Hitbox가 지면에 겹칠 경우 지면 노멀에 맞게 회전</w:t>
+      </w:r>
+    </w:p>
+    <w:p>
+      <w:pPr>
+        <w:pStyle w:val="a3"/>
+        <w:numPr>
+          <w:ilvl w:val="1"/>
+          <w:numId w:val="1"/>
+        </w:numPr>
+        <w:ind w:leftChars="0"/>
+        <w:jc w:val="left"/>
+        <w:rPr>
+          <w:sz w:val="22"/>
+        </w:rPr>
+      </w:pPr>
+      <w:r>
+        <w:rPr>
+          <w:rFonts w:hint="eastAsia"/>
+          <w:sz w:val="22"/>
+        </w:rPr>
+        <w:t>무기별 4종류 스킬 제작 완료</w:t>
+      </w:r>
+    </w:p>
+    <w:p>
+      <w:pPr>
+        <w:pStyle w:val="a3"/>
+        <w:numPr>
+          <w:ilvl w:val="2"/>
+          <w:numId w:val="1"/>
+        </w:numPr>
+        <w:ind w:leftChars="0"/>
+        <w:jc w:val="left"/>
+        <w:rPr>
+          <w:rFonts w:hint="eastAsia"/>
+          <w:sz w:val="22"/>
+        </w:rPr>
+      </w:pPr>
+      <w:r>
+        <w:rPr>
+          <w:rFonts w:hint="eastAsia"/>
+          <w:sz w:val="22"/>
+        </w:rPr>
+        <w:t>아직 온라인 모드 스킬 시스템에 등록되지 않음, 통합 필요</w:t>
       </w:r>
     </w:p>
     <w:p>
@@ -923,363 +1421,6 @@
       </w:pPr>
       <w:r>
         <w:rPr>
-          <w:rFonts w:hint="eastAsia"/>
-          <w:sz w:val="22"/>
-        </w:rPr>
-        <w:t>피격 애니메이션 미재생 버그 수정</w:t>
-      </w:r>
-    </w:p>
-    <w:p>
-      <w:pPr>
-        <w:pStyle w:val="a3"/>
-        <w:numPr>
-          <w:ilvl w:val="1"/>
-          <w:numId w:val="1"/>
-        </w:numPr>
-        <w:ind w:leftChars="0"/>
-        <w:jc w:val="left"/>
-        <w:rPr>
-          <w:sz w:val="22"/>
-        </w:rPr>
-      </w:pPr>
-      <w:r>
-        <w:rPr>
-          <w:rFonts w:hint="eastAsia"/>
-          <w:sz w:val="22"/>
-        </w:rPr>
-        <w:t>Skill System으로 인한 피격에는 피격 애니메이션을 재생하지 않고 있었음.</w:t>
-      </w:r>
-      <w:r>
-        <w:rPr>
-          <w:sz w:val="22"/>
-        </w:rPr>
-        <w:br/>
-      </w:r>
-      <w:r>
-        <w:rPr>
-          <w:rFonts w:hint="eastAsia"/>
-          <w:sz w:val="22"/>
-        </w:rPr>
-        <w:t>반응하도록 수정</w:t>
-      </w:r>
-    </w:p>
-    <w:p>
-      <w:pPr>
-        <w:pStyle w:val="a3"/>
-        <w:numPr>
-          <w:ilvl w:val="0"/>
-          <w:numId w:val="1"/>
-        </w:numPr>
-        <w:ind w:leftChars="0"/>
-        <w:jc w:val="left"/>
-        <w:rPr>
-          <w:sz w:val="22"/>
-        </w:rPr>
-      </w:pPr>
-      <w:r>
-        <w:rPr>
-          <w:rFonts w:hint="eastAsia"/>
-          <w:sz w:val="22"/>
-        </w:rPr>
-        <w:t>중력 버그 수정</w:t>
-      </w:r>
-    </w:p>
-    <w:p>
-      <w:pPr>
-        <w:pStyle w:val="a3"/>
-        <w:numPr>
-          <w:ilvl w:val="1"/>
-          <w:numId w:val="1"/>
-        </w:numPr>
-        <w:ind w:leftChars="0"/>
-        <w:jc w:val="left"/>
-        <w:rPr>
-          <w:sz w:val="22"/>
-        </w:rPr>
-      </w:pPr>
-      <w:r>
-        <w:rPr>
-          <w:sz w:val="22"/>
-        </w:rPr>
-        <w:t>S</w:t>
-      </w:r>
-      <w:r>
-        <w:rPr>
-          <w:rFonts w:hint="eastAsia"/>
-          <w:sz w:val="22"/>
-        </w:rPr>
-        <w:t>tandalone과 Online 모드의 코드 비통일 문제로, 예전에 물리가 덜 구현됐을 때 processInput에서 damping을 구현하던 게 남아있어 online game에선 이중으로 damping이 들어갔음. -&gt; 중력이 현저하게 낮아보이는 버그의 원인이 되었음</w:t>
-      </w:r>
-    </w:p>
-    <w:p>
-      <w:pPr>
-        <w:pStyle w:val="a3"/>
-        <w:numPr>
-          <w:ilvl w:val="1"/>
-          <w:numId w:val="1"/>
-        </w:numPr>
-        <w:ind w:leftChars="0"/>
-        <w:jc w:val="left"/>
-        <w:rPr>
-          <w:sz w:val="22"/>
-        </w:rPr>
-      </w:pPr>
-      <w:r>
-        <w:rPr>
-          <w:rFonts w:hint="eastAsia"/>
-          <w:sz w:val="22"/>
-        </w:rPr>
-        <w:t>Online 모드 processInput 최신화로 수정</w:t>
-      </w:r>
-    </w:p>
-    <w:p>
-      <w:pPr>
-        <w:widowControl/>
-        <w:wordWrap/>
-        <w:autoSpaceDE/>
-        <w:autoSpaceDN/>
-        <w:rPr>
-          <w:sz w:val="22"/>
-        </w:rPr>
-      </w:pPr>
-      <w:r>
-        <w:rPr>
-          <w:sz w:val="22"/>
-        </w:rPr>
-        <w:br w:type="page"/>
-      </w:r>
-    </w:p>
-    <w:p>
-      <w:pPr>
-        <w:pStyle w:val="a3"/>
-        <w:numPr>
-          <w:ilvl w:val="0"/>
-          <w:numId w:val="1"/>
-        </w:numPr>
-        <w:ind w:leftChars="0"/>
-        <w:jc w:val="left"/>
-        <w:rPr>
-          <w:sz w:val="22"/>
-        </w:rPr>
-      </w:pPr>
-      <w:r>
-        <w:rPr>
-          <w:rFonts w:hint="eastAsia"/>
-          <w:sz w:val="22"/>
-        </w:rPr>
-        <w:lastRenderedPageBreak/>
-        <w:t>청크 스트리밍 구현</w:t>
-      </w:r>
-    </w:p>
-    <w:p>
-      <w:pPr>
-        <w:pStyle w:val="a3"/>
-        <w:numPr>
-          <w:ilvl w:val="1"/>
-          <w:numId w:val="1"/>
-        </w:numPr>
-        <w:ind w:leftChars="0"/>
-        <w:jc w:val="left"/>
-        <w:rPr>
-          <w:sz w:val="22"/>
-        </w:rPr>
-      </w:pPr>
-      <w:r>
-        <w:rPr>
-          <w:rFonts w:hint="eastAsia"/>
-          <w:sz w:val="22"/>
-        </w:rPr>
-        <w:t>청크 사이즈는 200x200x200, 플레이어로부터 맨해튼 거리 3 이하의 chunk는 항상 로드되어있도록 하고, 그 외 chunk는 일정 시간의 유예를 두어 계속 플레이어 시야 바깥에 있을 경우 언로드하도록 구현</w:t>
-      </w:r>
-    </w:p>
-    <w:p>
-      <w:pPr>
-        <w:pStyle w:val="a3"/>
-        <w:numPr>
-          <w:ilvl w:val="2"/>
-          <w:numId w:val="1"/>
-        </w:numPr>
-        <w:ind w:leftChars="0"/>
-        <w:jc w:val="left"/>
-        <w:rPr>
-          <w:sz w:val="22"/>
-        </w:rPr>
-      </w:pPr>
-      <w:r>
-        <w:rPr>
-          <w:rFonts w:hint="eastAsia"/>
-          <w:sz w:val="22"/>
-        </w:rPr>
-        <w:t>청크 로딩 과정 중 Terrain Mesh를 cpu로 빌드하는 과정이 대부분의 시간을 차지</w:t>
-      </w:r>
-      <w:r>
-        <w:rPr>
-          <w:sz w:val="22"/>
-        </w:rPr>
-        <w:br/>
-      </w:r>
-      <w:r>
-        <w:rPr>
-          <w:rFonts w:hint="eastAsia"/>
-          <w:sz w:val="22"/>
-        </w:rPr>
-        <w:t>-&gt; 개별 청크의 Terrain Mesh 빌드를 스레드풀에 넘겨 멀티스레드로 로드</w:t>
-      </w:r>
-    </w:p>
-    <w:p>
-      <w:pPr>
-        <w:pStyle w:val="a3"/>
-        <w:numPr>
-          <w:ilvl w:val="2"/>
-          <w:numId w:val="1"/>
-        </w:numPr>
-        <w:ind w:leftChars="0"/>
-        <w:jc w:val="left"/>
-        <w:rPr>
-          <w:sz w:val="22"/>
-        </w:rPr>
-      </w:pPr>
-      <w:r>
-        <w:rPr>
-          <w:sz w:val="22"/>
-        </w:rPr>
-        <w:t>S</w:t>
-      </w:r>
-      <w:r>
-        <w:rPr>
-          <w:rFonts w:hint="eastAsia"/>
-          <w:sz w:val="22"/>
-        </w:rPr>
-        <w:t>eamless openworld인 셈?</w:t>
-      </w:r>
-    </w:p>
-    <w:p>
-      <w:pPr>
-        <w:pStyle w:val="a3"/>
-        <w:numPr>
-          <w:ilvl w:val="1"/>
-          <w:numId w:val="1"/>
-        </w:numPr>
-        <w:ind w:leftChars="0"/>
-        <w:jc w:val="left"/>
-        <w:rPr>
-          <w:sz w:val="22"/>
-        </w:rPr>
-      </w:pPr>
-      <w:r>
-        <w:rPr>
-          <w:rFonts w:hint="eastAsia"/>
-          <w:sz w:val="22"/>
-        </w:rPr>
-        <w:t>청크 구조와 플레이어의 시야 범위를 고려, 플레이어가 움직일 수 있는 범위보다 더 넓게 레벨을 디자</w:t>
-      </w:r>
-      <w:r>
-        <w:rPr>
-          <w:rFonts w:hint="eastAsia"/>
-          <w:sz w:val="22"/>
-        </w:rPr>
-        <w:t>인</w:t>
-      </w:r>
-    </w:p>
-    <w:p>
-      <w:pPr>
-        <w:pStyle w:val="a3"/>
-        <w:numPr>
-          <w:ilvl w:val="0"/>
-          <w:numId w:val="1"/>
-        </w:numPr>
-        <w:ind w:leftChars="0"/>
-        <w:jc w:val="left"/>
-        <w:rPr>
-          <w:sz w:val="22"/>
-        </w:rPr>
-      </w:pPr>
-      <w:r>
-        <w:rPr>
-          <w:rFonts w:hint="eastAsia"/>
-          <w:sz w:val="22"/>
-        </w:rPr>
-        <w:t>Zone 시스템 추가</w:t>
-      </w:r>
-    </w:p>
-    <w:p>
-      <w:pPr>
-        <w:pStyle w:val="a3"/>
-        <w:numPr>
-          <w:ilvl w:val="1"/>
-          <w:numId w:val="1"/>
-        </w:numPr>
-        <w:ind w:leftChars="0"/>
-        <w:jc w:val="left"/>
-        <w:rPr>
-          <w:sz w:val="22"/>
-        </w:rPr>
-      </w:pPr>
-      <w:r>
-        <w:rPr>
-          <w:rFonts w:hint="eastAsia"/>
-          <w:sz w:val="22"/>
-        </w:rPr>
-        <w:t>특정한 팩션의 객체가 수작업으로 만든 Bounding Volume 내로 진입하면 이벤트를 발생시킬 수 있는 시스템</w:t>
-      </w:r>
-    </w:p>
-    <w:p>
-      <w:pPr>
-        <w:pStyle w:val="a3"/>
-        <w:numPr>
-          <w:ilvl w:val="1"/>
-          <w:numId w:val="1"/>
-        </w:numPr>
-        <w:ind w:leftChars="0"/>
-        <w:jc w:val="left"/>
-        <w:rPr>
-          <w:sz w:val="22"/>
-        </w:rPr>
-      </w:pPr>
-      <w:r>
-        <w:rPr>
-          <w:rFonts w:hint="eastAsia"/>
-          <w:sz w:val="22"/>
-        </w:rPr>
-        <w:t>ZoneEnter, ZoneStay, ZoneLeave의 세 가지 이벤트로 나누어서 처리</w:t>
-      </w:r>
-    </w:p>
-    <w:p>
-      <w:pPr>
-        <w:pStyle w:val="a3"/>
-        <w:numPr>
-          <w:ilvl w:val="1"/>
-          <w:numId w:val="1"/>
-        </w:numPr>
-        <w:ind w:leftChars="0"/>
-        <w:jc w:val="left"/>
-        <w:rPr>
-          <w:sz w:val="22"/>
-        </w:rPr>
-      </w:pPr>
-      <w:r>
-        <w:rPr>
-          <w:rFonts w:hint="eastAsia"/>
-          <w:sz w:val="22"/>
-        </w:rPr>
-        <w:t>집단 전투 아레나에 ZoneEnter하게 되면, 중간 보스가 나타나고 가상의 벽이 세워져 지역을 벗어날 수 없게 될 예정 (현재 가상의 벽은 실제 구현 완료)</w:t>
-      </w:r>
-    </w:p>
-    <w:p>
-      <w:pPr>
-        <w:pStyle w:val="a3"/>
-        <w:numPr>
-          <w:ilvl w:val="0"/>
-          <w:numId w:val="1"/>
-        </w:numPr>
-        <w:ind w:leftChars="0"/>
-        <w:jc w:val="left"/>
-        <w:rPr>
-          <w:sz w:val="22"/>
-        </w:rPr>
-      </w:pPr>
-      <w:r>
-        <w:rPr>
           <w:sz w:val="22"/>
         </w:rPr>
         <w:br w:type="page"/>
@@ -1308,7 +1449,6 @@
         <w:ind w:leftChars="200" w:left="400"/>
         <w:jc w:val="left"/>
         <w:rPr>
-          <w:rFonts w:hint="eastAsia"/>
           <w:b/>
           <w:bCs/>
           <w:sz w:val="18"/>
@@ -1443,7 +1583,6 @@
         <w:ind w:left="1440"/>
         <w:jc w:val="left"/>
         <w:rPr>
-          <w:rFonts w:hint="eastAsia"/>
           <w:sz w:val="18"/>
           <w:szCs w:val="20"/>
         </w:rPr>
@@ -1471,7 +1610,7 @@
                     <pic:cNvPicPr/>
                   </pic:nvPicPr>
                   <pic:blipFill>
-                    <a:blip r:embed="rId9" cstate="print">
+                    <a:blip r:embed="rId7" cstate="print">
                       <a:extLst>
                         <a:ext uri="{28A0092B-C50C-407E-A947-70E740481C1C}">
                           <a14:useLocalDpi xmlns:a14="http://schemas.microsoft.com/office/drawing/2010/main" val="0"/>
@@ -1578,7 +1717,6 @@
         <w:ind w:leftChars="380" w:left="1120"/>
         <w:jc w:val="left"/>
         <w:rPr>
-          <w:rFonts w:hint="eastAsia"/>
           <w:sz w:val="18"/>
           <w:szCs w:val="20"/>
         </w:rPr>
@@ -1597,7 +1735,6 @@
         <w:ind w:leftChars="200" w:left="400"/>
         <w:jc w:val="left"/>
         <w:rPr>
-          <w:rFonts w:hint="eastAsia"/>
           <w:b/>
           <w:bCs/>
           <w:sz w:val="18"/>
@@ -1681,7 +1818,6 @@
         <w:ind w:leftChars="380" w:left="1120"/>
         <w:jc w:val="left"/>
         <w:rPr>
-          <w:rFonts w:hint="eastAsia"/>
           <w:sz w:val="18"/>
           <w:szCs w:val="20"/>
         </w:rPr>
@@ -1800,7 +1936,6 @@
         <w:ind w:leftChars="200" w:left="400"/>
         <w:jc w:val="left"/>
         <w:rPr>
-          <w:rFonts w:hint="eastAsia"/>
           <w:b/>
           <w:bCs/>
           <w:sz w:val="18"/>
@@ -1902,7 +2037,6 @@
         <w:ind w:leftChars="380" w:left="1120"/>
         <w:jc w:val="left"/>
         <w:rPr>
-          <w:rFonts w:hint="eastAsia"/>
           <w:sz w:val="18"/>
           <w:szCs w:val="20"/>
         </w:rPr>
@@ -2218,15 +2352,7 @@
         <w:br/>
       </w:r>
       <w:r>
-        <w:t>모든 참조가 사라지면 `</w:t>
-      </w:r>
-      <w:proofErr w:type="gramStart"/>
-      <w:r>
-        <w:t>ObjectPool::</w:t>
-      </w:r>
-      <w:proofErr w:type="gramEnd"/>
-      <w:r>
-        <w:t>makeShared`의 deleter를 통해 세션이 자동으로</w:t>
+        <w:t>모든 참조가 사라지면 `ObjectPool::makeShared`의 deleter를 통해 세션이 자동으로</w:t>
       </w:r>
       <w:r>
         <w:br/>
@@ -2648,7 +2774,34 @@
                 <w:bCs/>
                 <w:szCs w:val="20"/>
               </w:rPr>
-              <w:t>스킬 추가 구현 및 몬스터 패턴 구현, 레벨 디자인, 네비메시 추출</w:t>
+              <w:t xml:space="preserve">몬스터 패턴 구현, </w:t>
+            </w:r>
+            <w:r>
+              <w:rPr>
+                <w:rFonts w:hint="eastAsia"/>
+                <w:b/>
+                <w:bCs/>
+                <w:szCs w:val="20"/>
+              </w:rPr>
+              <w:t xml:space="preserve">나무/풀 그림자 포함 제대로 렌더링, Skill Cooldown UI 추가, </w:t>
+            </w:r>
+            <w:r>
+              <w:rPr>
+                <w:rFonts w:hint="eastAsia"/>
+                <w:b/>
+                <w:bCs/>
+                <w:szCs w:val="20"/>
+              </w:rPr>
+              <w:t>네비메시 추출</w:t>
+            </w:r>
+            <w:r>
+              <w:rPr>
+                <w:rFonts w:hint="eastAsia"/>
+                <w:b/>
+                <w:bCs/>
+                <w:szCs w:val="20"/>
+              </w:rPr>
+              <w:t>, 추가 몬스터 제작</w:t>
             </w:r>
             <w:r>
               <w:rPr>

--- a/작업일지/졸업작품 작업일지 - 20+33주차.docx
+++ b/작업일지/졸업작품 작업일지 - 20+33주차.docx
@@ -1,6 +1,6 @@
 
 <file path=word/document.xml><?xml version="1.0" encoding="utf-8"?>
-<w:document xmlns:wpc="http://schemas.microsoft.com/office/word/2010/wordprocessingCanvas" xmlns:cx="http://schemas.microsoft.com/office/drawing/2014/chartex" xmlns:cx1="http://schemas.microsoft.com/office/drawing/2015/9/8/chartex" xmlns:cx2="http://schemas.microsoft.com/office/drawing/2015/10/21/chartex" xmlns:cx3="http://schemas.microsoft.com/office/drawing/2016/5/9/chartex" xmlns:cx4="http://schemas.microsoft.com/office/drawing/2016/5/10/chartex" xmlns:cx5="http://schemas.microsoft.com/office/drawing/2016/5/11/chartex" xmlns:cx6="http://schemas.microsoft.com/office/drawing/2016/5/12/chartex" xmlns:cx7="http://schemas.microsoft.com/office/drawing/2016/5/13/chartex" xmlns:cx8="http://schemas.microsoft.com/office/drawing/2016/5/14/chartex" xmlns:mc="http://schemas.openxmlformats.org/markup-compatibility/2006" xmlns:aink="http://schemas.microsoft.com/office/drawing/2016/ink" xmlns:am3d="http://schemas.microsoft.com/office/drawing/2017/model3d" xmlns:o="urn:schemas-microsoft-com:office:office" xmlns:oel="http://schemas.microsoft.com/office/2019/extlst" xmlns:r="http://schemas.openxmlformats.org/officeDocument/2006/relationships" xmlns:m="http://schemas.openxmlformats.org/officeDocument/2006/math" xmlns:v="urn:schemas-microsoft-com:vml" xmlns:wp14="http://schemas.microsoft.com/office/word/2010/wordprocessingDrawing" xmlns:wp="http://schemas.openxmlformats.org/drawingml/2006/wordprocessingDrawing" xmlns:w10="urn:schemas-microsoft-com:office:word" xmlns:w="http://schemas.openxmlformats.org/wordprocessingml/2006/main" xmlns:w14="http://schemas.microsoft.com/office/word/2010/wordml" xmlns:w15="http://schemas.microsoft.com/office/word/2012/wordml" xmlns:w16cex="http://schemas.microsoft.com/office/word/2018/wordml/cex" xmlns:w16cid="http://schemas.microsoft.com/office/word/2016/wordml/cid" xmlns:w16="http://schemas.microsoft.com/office/word/2018/wordml" xmlns:w16du="http://schemas.microsoft.com/office/word/2023/wordml/word16du" xmlns:w16sdtdh="http://schemas.microsoft.com/office/word/2020/wordml/sdtdatahash" xmlns:w16sdtfl="http://schemas.microsoft.com/office/word/2024/wordml/sdtformatlock" xmlns:w16se="http://schemas.microsoft.com/office/word/2015/wordml/symex" xmlns:wpg="http://schemas.microsoft.com/office/word/2010/wordprocessingGroup" xmlns:wpi="http://schemas.microsoft.com/office/word/2010/wordprocessingInk" xmlns:wne="http://schemas.microsoft.com/office/word/2006/wordml" xmlns:wps="http://schemas.microsoft.com/office/word/2010/wordprocessingShape" mc:Ignorable="w14 w15 w16se w16cid w16 w16cex w16sdtdh w16sdtfl w16du wp14">
+<w:document xmlns:wpc="http://schemas.microsoft.com/office/word/2010/wordprocessingCanvas" xmlns:cx="http://schemas.microsoft.com/office/drawing/2014/chartex" xmlns:cx1="http://schemas.microsoft.com/office/drawing/2015/9/8/chartex" xmlns:cx2="http://schemas.microsoft.com/office/drawing/2015/10/21/chartex" xmlns:cx3="http://schemas.microsoft.com/office/drawing/2016/5/9/chartex" xmlns:cx4="http://schemas.microsoft.com/office/drawing/2016/5/10/chartex" xmlns:cx5="http://schemas.microsoft.com/office/drawing/2016/5/11/chartex" xmlns:cx6="http://schemas.microsoft.com/office/drawing/2016/5/12/chartex" xmlns:cx7="http://schemas.microsoft.com/office/drawing/2016/5/13/chartex" xmlns:cx8="http://schemas.microsoft.com/office/drawing/2016/5/14/chartex" xmlns:mc="http://schemas.openxmlformats.org/markup-compatibility/2006" xmlns:aink="http://schemas.microsoft.com/office/drawing/2016/ink" xmlns:am3d="http://schemas.microsoft.com/office/drawing/2017/model3d" xmlns:o="urn:schemas-microsoft-com:office:office" xmlns:r="http://schemas.openxmlformats.org/officeDocument/2006/relationships" xmlns:m="http://schemas.openxmlformats.org/officeDocument/2006/math" xmlns:v="urn:schemas-microsoft-com:vml" xmlns:wp14="http://schemas.microsoft.com/office/word/2010/wordprocessingDrawing" xmlns:wp="http://schemas.openxmlformats.org/drawingml/2006/wordprocessingDrawing" xmlns:w10="urn:schemas-microsoft-com:office:word" xmlns:w="http://schemas.openxmlformats.org/wordprocessingml/2006/main" xmlns:w14="http://schemas.microsoft.com/office/word/2010/wordml" xmlns:w15="http://schemas.microsoft.com/office/word/2012/wordml" xmlns:w16cid="http://schemas.microsoft.com/office/word/2016/wordml/cid" xmlns:w16se="http://schemas.microsoft.com/office/word/2015/wordml/symex" xmlns:wpg="http://schemas.microsoft.com/office/word/2010/wordprocessingGroup" xmlns:wpi="http://schemas.microsoft.com/office/word/2010/wordprocessingInk" xmlns:wne="http://schemas.microsoft.com/office/word/2006/wordml" xmlns:wps="http://schemas.microsoft.com/office/word/2010/wordprocessingShape" mc:Ignorable="w14 w15 w16se w16cid wp14">
   <w:body>
     <w:tbl>
       <w:tblPr>
@@ -91,8 +91,18 @@
                 <w:b/>
                 <w:sz w:val="18"/>
               </w:rPr>
-              <w:t>2020180033 장명운</w:t>
-            </w:r>
+              <w:t xml:space="preserve">2020180033 </w:t>
+            </w:r>
+            <w:proofErr w:type="spellStart"/>
+            <w:r>
+              <w:rPr>
+                <w:rFonts w:hint="eastAsia"/>
+                <w:b/>
+                <w:sz w:val="18"/>
+              </w:rPr>
+              <w:t>장명운</w:t>
+            </w:r>
+            <w:proofErr w:type="spellEnd"/>
           </w:p>
           <w:p>
             <w:pPr>
@@ -179,6 +189,7 @@
                 <w:sz w:val="22"/>
               </w:rPr>
             </w:pPr>
+            <w:proofErr w:type="spellStart"/>
             <w:r>
               <w:rPr>
                 <w:rFonts w:hint="eastAsia"/>
@@ -187,6 +198,7 @@
               </w:rPr>
               <w:t>팀명</w:t>
             </w:r>
+            <w:proofErr w:type="spellEnd"/>
           </w:p>
         </w:tc>
         <w:tc>
@@ -223,6 +235,7 @@
                 <w:szCs w:val="18"/>
               </w:rPr>
             </w:pPr>
+            <w:proofErr w:type="gramStart"/>
             <w:r>
               <w:rPr>
                 <w:rFonts w:hint="eastAsia"/>
@@ -231,7 +244,18 @@
                 <w:sz w:val="18"/>
                 <w:szCs w:val="18"/>
               </w:rPr>
-              <w:t>( Outlander )</w:t>
+              <w:t>( Outlander</w:t>
+            </w:r>
+            <w:proofErr w:type="gramEnd"/>
+            <w:r>
+              <w:rPr>
+                <w:rFonts w:hint="eastAsia"/>
+                <w:b/>
+                <w:bCs/>
+                <w:sz w:val="18"/>
+                <w:szCs w:val="18"/>
+              </w:rPr>
+              <w:t xml:space="preserve"> )</w:t>
             </w:r>
           </w:p>
         </w:tc>
@@ -431,23 +455,56 @@
             <w:pPr>
               <w:jc w:val="left"/>
               <w:rPr>
-                <w:rFonts w:hint="eastAsia"/>
                 <w:b/>
               </w:rPr>
             </w:pPr>
-            <w:r>
-              <w:rPr>
-                <w:rFonts w:hint="eastAsia"/>
-                <w:b/>
-              </w:rPr>
-              <w:t xml:space="preserve">장명운: </w:t>
-            </w:r>
-            <w:r>
-              <w:rPr>
-                <w:rFonts w:hint="eastAsia"/>
-                <w:b/>
-              </w:rPr>
-              <w:t>맵에 나무 및 프랍 배치, 스킬 스크립트 제작</w:t>
+            <w:proofErr w:type="spellStart"/>
+            <w:r>
+              <w:rPr>
+                <w:rFonts w:hint="eastAsia"/>
+                <w:b/>
+              </w:rPr>
+              <w:t>장명운</w:t>
+            </w:r>
+            <w:proofErr w:type="spellEnd"/>
+            <w:r>
+              <w:rPr>
+                <w:rFonts w:hint="eastAsia"/>
+                <w:b/>
+              </w:rPr>
+              <w:t xml:space="preserve">: </w:t>
+            </w:r>
+            <w:proofErr w:type="spellStart"/>
+            <w:r>
+              <w:rPr>
+                <w:rFonts w:hint="eastAsia"/>
+                <w:b/>
+              </w:rPr>
+              <w:t>맵에</w:t>
+            </w:r>
+            <w:proofErr w:type="spellEnd"/>
+            <w:r>
+              <w:rPr>
+                <w:rFonts w:hint="eastAsia"/>
+                <w:b/>
+              </w:rPr>
+              <w:t xml:space="preserve"> 나무 및 </w:t>
+            </w:r>
+            <w:proofErr w:type="spellStart"/>
+            <w:r>
+              <w:rPr>
+                <w:rFonts w:hint="eastAsia"/>
+                <w:b/>
+              </w:rPr>
+              <w:t>프랍</w:t>
+            </w:r>
+            <w:proofErr w:type="spellEnd"/>
+            <w:r>
+              <w:rPr>
+                <w:rFonts w:hint="eastAsia"/>
+                <w:b/>
+              </w:rPr>
+              <w:t xml:space="preserve"> 배치, 스킬 스크립트 제작</w:t>
             </w:r>
           </w:p>
           <w:p>
@@ -473,11 +530,46 @@
             </w:r>
             <w:r>
               <w:rPr>
+                <w:b/>
+              </w:rPr>
+              <w:t xml:space="preserve">NPC </w:t>
+            </w:r>
+            <w:proofErr w:type="spellStart"/>
+            <w:r>
+              <w:rPr>
+                <w:rFonts w:hint="eastAsia"/>
+                <w:b/>
+              </w:rPr>
+              <w:t>분리력</w:t>
+            </w:r>
+            <w:proofErr w:type="spellEnd"/>
+            <w:r>
+              <w:rPr>
+                <w:rFonts w:hint="eastAsia"/>
+                <w:b/>
+              </w:rPr>
+              <w:t xml:space="preserve"> 계산 최적화,</w:t>
+            </w:r>
+            <w:r>
+              <w:rPr>
+                <w:b/>
+              </w:rPr>
+              <w:t xml:space="preserve"> </w:t>
+            </w:r>
+            <w:r>
+              <w:rPr>
+                <w:rFonts w:hint="eastAsia"/>
+                <w:b/>
+              </w:rPr>
+              <w:t>전술 전투 구현</w:t>
+            </w:r>
+            <w:r>
+              <w:rPr>
                 <w:rFonts w:hint="eastAsia"/>
                 <w:b/>
                 <w:bCs/>
               </w:rPr>
-              <w:t>Lobby Server 재구축, 메모리 관리</w:t>
+              <w:t xml:space="preserve"> </w:t>
             </w:r>
           </w:p>
           <w:p>
@@ -538,13 +630,23 @@
           <w:szCs w:val="32"/>
         </w:rPr>
       </w:pPr>
+      <w:proofErr w:type="spellStart"/>
       <w:r>
         <w:rPr>
           <w:rFonts w:hint="eastAsia"/>
           <w:sz w:val="28"/>
           <w:szCs w:val="32"/>
         </w:rPr>
-        <w:t>장명운:</w:t>
+        <w:t>장명운</w:t>
+      </w:r>
+      <w:proofErr w:type="spellEnd"/>
+      <w:r>
+        <w:rPr>
+          <w:rFonts w:hint="eastAsia"/>
+          <w:sz w:val="28"/>
+          <w:szCs w:val="32"/>
+        </w:rPr>
+        <w:t>:</w:t>
       </w:r>
     </w:p>
     <w:p>
@@ -560,12 +662,37 @@
           <w:sz w:val="22"/>
         </w:rPr>
       </w:pPr>
-      <w:r>
-        <w:rPr>
-          <w:rFonts w:hint="eastAsia"/>
-          <w:sz w:val="22"/>
-        </w:rPr>
-        <w:t>맵에 나무 및 프랍 배치</w:t>
+      <w:proofErr w:type="spellStart"/>
+      <w:r>
+        <w:rPr>
+          <w:rFonts w:hint="eastAsia"/>
+          <w:sz w:val="22"/>
+        </w:rPr>
+        <w:t>맵에</w:t>
+      </w:r>
+      <w:proofErr w:type="spellEnd"/>
+      <w:r>
+        <w:rPr>
+          <w:rFonts w:hint="eastAsia"/>
+          <w:sz w:val="22"/>
+        </w:rPr>
+        <w:t xml:space="preserve"> 나무 및 </w:t>
+      </w:r>
+      <w:proofErr w:type="spellStart"/>
+      <w:r>
+        <w:rPr>
+          <w:rFonts w:hint="eastAsia"/>
+          <w:sz w:val="22"/>
+        </w:rPr>
+        <w:t>프랍</w:t>
+      </w:r>
+      <w:proofErr w:type="spellEnd"/>
+      <w:r>
+        <w:rPr>
+          <w:rFonts w:hint="eastAsia"/>
+          <w:sz w:val="22"/>
+        </w:rPr>
+        <w:t xml:space="preserve"> 배치</w:t>
       </w:r>
     </w:p>
     <w:p>
@@ -586,7 +713,23 @@
           <w:rFonts w:hint="eastAsia"/>
           <w:sz w:val="22"/>
         </w:rPr>
-        <w:t>Terrain Chunk에 브러쉬로 칠해서 만듦</w:t>
+        <w:t xml:space="preserve">Terrain Chunk에 </w:t>
+      </w:r>
+      <w:proofErr w:type="spellStart"/>
+      <w:r>
+        <w:rPr>
+          <w:rFonts w:hint="eastAsia"/>
+          <w:sz w:val="22"/>
+        </w:rPr>
+        <w:t>브러쉬로</w:t>
+      </w:r>
+      <w:proofErr w:type="spellEnd"/>
+      <w:r>
+        <w:rPr>
+          <w:rFonts w:hint="eastAsia"/>
+          <w:sz w:val="22"/>
+        </w:rPr>
+        <w:t xml:space="preserve"> 칠해서 만듦</w:t>
       </w:r>
     </w:p>
     <w:p>
@@ -623,12 +766,37 @@
           <w:sz w:val="22"/>
         </w:rPr>
       </w:pPr>
-      <w:r>
-        <w:rPr>
-          <w:rFonts w:hint="eastAsia"/>
-          <w:sz w:val="22"/>
-        </w:rPr>
-        <w:t>임포트된 나무와 프랍은 Chunk 내부에 Static Object로 담겨 물리와 렌더링 처리</w:t>
+      <w:proofErr w:type="spellStart"/>
+      <w:r>
+        <w:rPr>
+          <w:rFonts w:hint="eastAsia"/>
+          <w:sz w:val="22"/>
+        </w:rPr>
+        <w:t>임포트된</w:t>
+      </w:r>
+      <w:proofErr w:type="spellEnd"/>
+      <w:r>
+        <w:rPr>
+          <w:rFonts w:hint="eastAsia"/>
+          <w:sz w:val="22"/>
+        </w:rPr>
+        <w:t xml:space="preserve"> 나무와 </w:t>
+      </w:r>
+      <w:proofErr w:type="spellStart"/>
+      <w:r>
+        <w:rPr>
+          <w:rFonts w:hint="eastAsia"/>
+          <w:sz w:val="22"/>
+        </w:rPr>
+        <w:t>프랍은</w:t>
+      </w:r>
+      <w:proofErr w:type="spellEnd"/>
+      <w:r>
+        <w:rPr>
+          <w:rFonts w:hint="eastAsia"/>
+          <w:sz w:val="22"/>
+        </w:rPr>
+        <w:t xml:space="preserve"> Chunk 내부에 Static Object로 담겨 물리와 렌더링 처리</w:t>
       </w:r>
     </w:p>
     <w:p>
@@ -649,7 +817,23 @@
           <w:rFonts w:hint="eastAsia"/>
           <w:sz w:val="22"/>
         </w:rPr>
-        <w:t>충돌 처리를 위해 리소스별 BVH 제작하였으나 하직 PhysicSystem에 등록하지 않아</w:t>
+        <w:t xml:space="preserve">충돌 처리를 위해 리소스별 BVH 제작하였으나 하직 </w:t>
+      </w:r>
+      <w:proofErr w:type="spellStart"/>
+      <w:r>
+        <w:rPr>
+          <w:rFonts w:hint="eastAsia"/>
+          <w:sz w:val="22"/>
+        </w:rPr>
+        <w:t>PhysicSystem</w:t>
+      </w:r>
+      <w:proofErr w:type="spellEnd"/>
+      <w:r>
+        <w:rPr>
+          <w:rFonts w:hint="eastAsia"/>
+          <w:sz w:val="22"/>
+        </w:rPr>
+        <w:t>에 등록하지 않아</w:t>
       </w:r>
       <w:r>
         <w:rPr>
@@ -675,16 +859,31 @@
         <w:ind w:leftChars="0"/>
         <w:jc w:val="left"/>
         <w:rPr>
-          <w:rFonts w:hint="eastAsia"/>
-          <w:sz w:val="22"/>
-        </w:rPr>
-      </w:pPr>
-      <w:r>
-        <w:rPr>
-          <w:rFonts w:hint="eastAsia"/>
-          <w:sz w:val="22"/>
-        </w:rPr>
-        <w:t>나뭇잎, 풀 등의 객체를 대상으로 셰이더에서 alpha-test 수행하기 위해</w:t>
+          <w:sz w:val="22"/>
+        </w:rPr>
+      </w:pPr>
+      <w:r>
+        <w:rPr>
+          <w:rFonts w:hint="eastAsia"/>
+          <w:sz w:val="22"/>
+        </w:rPr>
+        <w:t xml:space="preserve">나뭇잎, 풀 등의 객체를 대상으로 </w:t>
+      </w:r>
+      <w:proofErr w:type="spellStart"/>
+      <w:r>
+        <w:rPr>
+          <w:rFonts w:hint="eastAsia"/>
+          <w:sz w:val="22"/>
+        </w:rPr>
+        <w:t>셰이더에서</w:t>
+      </w:r>
+      <w:proofErr w:type="spellEnd"/>
+      <w:r>
+        <w:rPr>
+          <w:rFonts w:hint="eastAsia"/>
+          <w:sz w:val="22"/>
+        </w:rPr>
+        <w:t xml:space="preserve"> alpha-test 수행하기 위해</w:t>
       </w:r>
       <w:r>
         <w:rPr>
@@ -697,7 +896,23 @@
           <w:rFonts w:hint="eastAsia"/>
           <w:sz w:val="22"/>
         </w:rPr>
-        <w:t>대상 Material 구조체에 cAlphaCutoff 추가</w:t>
+        <w:t xml:space="preserve">대상 Material 구조체에 </w:t>
+      </w:r>
+      <w:proofErr w:type="spellStart"/>
+      <w:r>
+        <w:rPr>
+          <w:rFonts w:hint="eastAsia"/>
+          <w:sz w:val="22"/>
+        </w:rPr>
+        <w:t>cAlphaCutoff</w:t>
+      </w:r>
+      <w:proofErr w:type="spellEnd"/>
+      <w:r>
+        <w:rPr>
+          <w:rFonts w:hint="eastAsia"/>
+          <w:sz w:val="22"/>
+        </w:rPr>
+        <w:t xml:space="preserve"> 추가</w:t>
       </w:r>
     </w:p>
     <w:p>
@@ -718,7 +933,23 @@
           <w:rFonts w:hint="eastAsia"/>
           <w:sz w:val="22"/>
         </w:rPr>
-        <w:t>나뭇잎 색깔이 너무 어두운 경향이 있음, 셰이딩 버그인지 확인해야 함</w:t>
+        <w:t xml:space="preserve">나뭇잎 색깔이 너무 어두운 경향이 있음, </w:t>
+      </w:r>
+      <w:proofErr w:type="spellStart"/>
+      <w:r>
+        <w:rPr>
+          <w:rFonts w:hint="eastAsia"/>
+          <w:sz w:val="22"/>
+        </w:rPr>
+        <w:t>셰이딩</w:t>
+      </w:r>
+      <w:proofErr w:type="spellEnd"/>
+      <w:r>
+        <w:rPr>
+          <w:rFonts w:hint="eastAsia"/>
+          <w:sz w:val="22"/>
+        </w:rPr>
+        <w:t xml:space="preserve"> 버그인지 확인해야 함</w:t>
       </w:r>
     </w:p>
     <w:p>
@@ -739,7 +970,39 @@
           <w:rFonts w:hint="eastAsia"/>
           <w:sz w:val="22"/>
         </w:rPr>
-        <w:t>현재 나무와 프랍들을 모두 합하면 청크당 약 20,000 개의 인스턴스가 존재함,</w:t>
+        <w:t xml:space="preserve">현재 나무와 </w:t>
+      </w:r>
+      <w:proofErr w:type="spellStart"/>
+      <w:r>
+        <w:rPr>
+          <w:rFonts w:hint="eastAsia"/>
+          <w:sz w:val="22"/>
+        </w:rPr>
+        <w:t>프랍들을</w:t>
+      </w:r>
+      <w:proofErr w:type="spellEnd"/>
+      <w:r>
+        <w:rPr>
+          <w:rFonts w:hint="eastAsia"/>
+          <w:sz w:val="22"/>
+        </w:rPr>
+        <w:t xml:space="preserve"> 모두 합하면 </w:t>
+      </w:r>
+      <w:proofErr w:type="spellStart"/>
+      <w:r>
+        <w:rPr>
+          <w:rFonts w:hint="eastAsia"/>
+          <w:sz w:val="22"/>
+        </w:rPr>
+        <w:t>청크당</w:t>
+      </w:r>
+      <w:proofErr w:type="spellEnd"/>
+      <w:r>
+        <w:rPr>
+          <w:rFonts w:hint="eastAsia"/>
+          <w:sz w:val="22"/>
+        </w:rPr>
+        <w:t xml:space="preserve"> 약 20,000 개의 인스턴스가 존재함,</w:t>
       </w:r>
       <w:r>
         <w:rPr>
@@ -752,7 +1015,23 @@
           <w:rFonts w:hint="eastAsia"/>
           <w:sz w:val="22"/>
         </w:rPr>
-        <w:t>기존의 컬링 기법들, deferred rendering, h/w instancing과 맞물려 FPS에 영향이 거의</w:t>
+        <w:t xml:space="preserve">기존의 </w:t>
+      </w:r>
+      <w:proofErr w:type="spellStart"/>
+      <w:r>
+        <w:rPr>
+          <w:rFonts w:hint="eastAsia"/>
+          <w:sz w:val="22"/>
+        </w:rPr>
+        <w:t>컬링</w:t>
+      </w:r>
+      <w:proofErr w:type="spellEnd"/>
+      <w:r>
+        <w:rPr>
+          <w:rFonts w:hint="eastAsia"/>
+          <w:sz w:val="22"/>
+        </w:rPr>
+        <w:t xml:space="preserve"> 기법들, deferred rendering, h/w instancing과 맞물려 FPS에 영향이 거의</w:t>
       </w:r>
       <w:r>
         <w:rPr>
@@ -849,7 +1128,23 @@
           <w:rFonts w:hint="eastAsia"/>
           <w:sz w:val="22"/>
         </w:rPr>
-        <w:t>스킬의 히트박스를 클릭하면 마우스 피킹을 통해 선택되고,</w:t>
+        <w:t xml:space="preserve">스킬의 히트박스를 클릭하면 마우스 </w:t>
+      </w:r>
+      <w:proofErr w:type="spellStart"/>
+      <w:r>
+        <w:rPr>
+          <w:rFonts w:hint="eastAsia"/>
+          <w:sz w:val="22"/>
+        </w:rPr>
+        <w:t>피킹을</w:t>
+      </w:r>
+      <w:proofErr w:type="spellEnd"/>
+      <w:r>
+        <w:rPr>
+          <w:rFonts w:hint="eastAsia"/>
+          <w:sz w:val="22"/>
+        </w:rPr>
+        <w:t xml:space="preserve"> 통해 선택되고,</w:t>
       </w:r>
       <w:r>
         <w:rPr>
@@ -889,7 +1184,23 @@
           <w:rFonts w:hint="eastAsia"/>
           <w:sz w:val="22"/>
         </w:rPr>
-        <w:t>onfirm 시 조정된 값들을 스크립트에 덮어쓰기하여 반영</w:t>
+        <w:t xml:space="preserve">onfirm 시 조정된 값들을 스크립트에 </w:t>
+      </w:r>
+      <w:proofErr w:type="spellStart"/>
+      <w:r>
+        <w:rPr>
+          <w:rFonts w:hint="eastAsia"/>
+          <w:sz w:val="22"/>
+        </w:rPr>
+        <w:t>덮어쓰기하여</w:t>
+      </w:r>
+      <w:proofErr w:type="spellEnd"/>
+      <w:r>
+        <w:rPr>
+          <w:rFonts w:hint="eastAsia"/>
+          <w:sz w:val="22"/>
+        </w:rPr>
+        <w:t xml:space="preserve"> 반영</w:t>
       </w:r>
     </w:p>
     <w:p>
@@ -983,7 +1294,71 @@
           <w:rFonts w:hint="eastAsia"/>
           <w:sz w:val="22"/>
         </w:rPr>
-        <w:t>VFX는 groundSnap, groundAlign, particleCollision, particleConform 속성 설정 가능</w:t>
+        <w:t xml:space="preserve">VFX는 </w:t>
+      </w:r>
+      <w:proofErr w:type="spellStart"/>
+      <w:r>
+        <w:rPr>
+          <w:rFonts w:hint="eastAsia"/>
+          <w:sz w:val="22"/>
+        </w:rPr>
+        <w:t>groundSnap</w:t>
+      </w:r>
+      <w:proofErr w:type="spellEnd"/>
+      <w:r>
+        <w:rPr>
+          <w:rFonts w:hint="eastAsia"/>
+          <w:sz w:val="22"/>
+        </w:rPr>
+        <w:t xml:space="preserve">, </w:t>
+      </w:r>
+      <w:proofErr w:type="spellStart"/>
+      <w:r>
+        <w:rPr>
+          <w:rFonts w:hint="eastAsia"/>
+          <w:sz w:val="22"/>
+        </w:rPr>
+        <w:t>groundAlign</w:t>
+      </w:r>
+      <w:proofErr w:type="spellEnd"/>
+      <w:r>
+        <w:rPr>
+          <w:rFonts w:hint="eastAsia"/>
+          <w:sz w:val="22"/>
+        </w:rPr>
+        <w:t xml:space="preserve">, </w:t>
+      </w:r>
+      <w:proofErr w:type="spellStart"/>
+      <w:r>
+        <w:rPr>
+          <w:rFonts w:hint="eastAsia"/>
+          <w:sz w:val="22"/>
+        </w:rPr>
+        <w:t>particleCollision</w:t>
+      </w:r>
+      <w:proofErr w:type="spellEnd"/>
+      <w:r>
+        <w:rPr>
+          <w:rFonts w:hint="eastAsia"/>
+          <w:sz w:val="22"/>
+        </w:rPr>
+        <w:t xml:space="preserve">, </w:t>
+      </w:r>
+      <w:proofErr w:type="spellStart"/>
+      <w:r>
+        <w:rPr>
+          <w:rFonts w:hint="eastAsia"/>
+          <w:sz w:val="22"/>
+        </w:rPr>
+        <w:t>particleConform</w:t>
+      </w:r>
+      <w:proofErr w:type="spellEnd"/>
+      <w:r>
+        <w:rPr>
+          <w:rFonts w:hint="eastAsia"/>
+          <w:sz w:val="22"/>
+        </w:rPr>
+        <w:t xml:space="preserve"> 속성 설정 가능</w:t>
       </w:r>
     </w:p>
     <w:p>
@@ -999,12 +1374,21 @@
           <w:sz w:val="22"/>
         </w:rPr>
       </w:pPr>
-      <w:r>
-        <w:rPr>
-          <w:rFonts w:hint="eastAsia"/>
-          <w:sz w:val="22"/>
-        </w:rPr>
-        <w:t>groundSnap: VFX를 지표면 위로 강제로 투영</w:t>
+      <w:proofErr w:type="spellStart"/>
+      <w:r>
+        <w:rPr>
+          <w:rFonts w:hint="eastAsia"/>
+          <w:sz w:val="22"/>
+        </w:rPr>
+        <w:t>groundSnap</w:t>
+      </w:r>
+      <w:proofErr w:type="spellEnd"/>
+      <w:r>
+        <w:rPr>
+          <w:rFonts w:hint="eastAsia"/>
+          <w:sz w:val="22"/>
+        </w:rPr>
+        <w:t>: VFX를 지표면 위로 강제로 투영</w:t>
       </w:r>
     </w:p>
     <w:p>
@@ -1020,12 +1404,37 @@
           <w:sz w:val="22"/>
         </w:rPr>
       </w:pPr>
-      <w:r>
-        <w:rPr>
-          <w:rFonts w:hint="eastAsia"/>
-          <w:sz w:val="22"/>
-        </w:rPr>
-        <w:t>groundAlign: VFX를 지면 노멀에 맞게 회전</w:t>
+      <w:proofErr w:type="spellStart"/>
+      <w:r>
+        <w:rPr>
+          <w:rFonts w:hint="eastAsia"/>
+          <w:sz w:val="22"/>
+        </w:rPr>
+        <w:t>groundAlign</w:t>
+      </w:r>
+      <w:proofErr w:type="spellEnd"/>
+      <w:r>
+        <w:rPr>
+          <w:rFonts w:hint="eastAsia"/>
+          <w:sz w:val="22"/>
+        </w:rPr>
+        <w:t xml:space="preserve">: VFX를 지면 </w:t>
+      </w:r>
+      <w:proofErr w:type="spellStart"/>
+      <w:r>
+        <w:rPr>
+          <w:rFonts w:hint="eastAsia"/>
+          <w:sz w:val="22"/>
+        </w:rPr>
+        <w:t>노멀에</w:t>
+      </w:r>
+      <w:proofErr w:type="spellEnd"/>
+      <w:r>
+        <w:rPr>
+          <w:rFonts w:hint="eastAsia"/>
+          <w:sz w:val="22"/>
+        </w:rPr>
+        <w:t xml:space="preserve"> 맞게 회전</w:t>
       </w:r>
     </w:p>
     <w:p>
@@ -1041,12 +1450,37 @@
           <w:sz w:val="22"/>
         </w:rPr>
       </w:pPr>
-      <w:r>
-        <w:rPr>
-          <w:rFonts w:hint="eastAsia"/>
-          <w:sz w:val="22"/>
-        </w:rPr>
-        <w:t>particleCollision: 파티클이 지면과 충돌할 시 처리 방식 지정,</w:t>
+      <w:proofErr w:type="spellStart"/>
+      <w:r>
+        <w:rPr>
+          <w:rFonts w:hint="eastAsia"/>
+          <w:sz w:val="22"/>
+        </w:rPr>
+        <w:t>particleCollision</w:t>
+      </w:r>
+      <w:proofErr w:type="spellEnd"/>
+      <w:r>
+        <w:rPr>
+          <w:rFonts w:hint="eastAsia"/>
+          <w:sz w:val="22"/>
+        </w:rPr>
+        <w:t xml:space="preserve">: </w:t>
+      </w:r>
+      <w:proofErr w:type="spellStart"/>
+      <w:r>
+        <w:rPr>
+          <w:rFonts w:hint="eastAsia"/>
+          <w:sz w:val="22"/>
+        </w:rPr>
+        <w:t>파티클이</w:t>
+      </w:r>
+      <w:proofErr w:type="spellEnd"/>
+      <w:r>
+        <w:rPr>
+          <w:rFonts w:hint="eastAsia"/>
+          <w:sz w:val="22"/>
+        </w:rPr>
+        <w:t xml:space="preserve"> 지면과 충돌할 시 처리 방식 지정,</w:t>
       </w:r>
       <w:r>
         <w:rPr>
@@ -1055,6 +1489,7 @@
         <w:br/>
         <w:t>“</w:t>
       </w:r>
+      <w:proofErr w:type="spellStart"/>
       <w:r>
         <w:rPr>
           <w:rFonts w:hint="eastAsia"/>
@@ -1062,6 +1497,7 @@
         </w:rPr>
         <w:t>GroundStop</w:t>
       </w:r>
+      <w:proofErr w:type="spellEnd"/>
       <w:r>
         <w:rPr>
           <w:sz w:val="22"/>
@@ -1081,6 +1517,7 @@
         </w:rPr>
         <w:t>”</w:t>
       </w:r>
+      <w:proofErr w:type="spellStart"/>
       <w:r>
         <w:rPr>
           <w:rFonts w:hint="eastAsia"/>
@@ -1088,6 +1525,7 @@
         </w:rPr>
         <w:t>GroundKill</w:t>
       </w:r>
+      <w:proofErr w:type="spellEnd"/>
       <w:r>
         <w:rPr>
           <w:sz w:val="22"/>
@@ -1107,6 +1545,7 @@
         </w:rPr>
         <w:t>”</w:t>
       </w:r>
+      <w:proofErr w:type="spellStart"/>
       <w:r>
         <w:rPr>
           <w:rFonts w:hint="eastAsia"/>
@@ -1114,6 +1553,7 @@
         </w:rPr>
         <w:t>GroundBounce</w:t>
       </w:r>
+      <w:proofErr w:type="spellEnd"/>
       <w:r>
         <w:rPr>
           <w:sz w:val="22"/>
@@ -1141,12 +1581,53 @@
           <w:sz w:val="22"/>
         </w:rPr>
       </w:pPr>
-      <w:r>
-        <w:rPr>
-          <w:rFonts w:hint="eastAsia"/>
-          <w:sz w:val="22"/>
-        </w:rPr>
-        <w:t>particleConform: 파티클이 지면과 겹쳐서 스폰될 시 처리 방식 지정,</w:t>
+      <w:proofErr w:type="spellStart"/>
+      <w:r>
+        <w:rPr>
+          <w:rFonts w:hint="eastAsia"/>
+          <w:sz w:val="22"/>
+        </w:rPr>
+        <w:t>particleConform</w:t>
+      </w:r>
+      <w:proofErr w:type="spellEnd"/>
+      <w:r>
+        <w:rPr>
+          <w:rFonts w:hint="eastAsia"/>
+          <w:sz w:val="22"/>
+        </w:rPr>
+        <w:t xml:space="preserve">: </w:t>
+      </w:r>
+      <w:proofErr w:type="spellStart"/>
+      <w:r>
+        <w:rPr>
+          <w:rFonts w:hint="eastAsia"/>
+          <w:sz w:val="22"/>
+        </w:rPr>
+        <w:t>파티클이</w:t>
+      </w:r>
+      <w:proofErr w:type="spellEnd"/>
+      <w:r>
+        <w:rPr>
+          <w:rFonts w:hint="eastAsia"/>
+          <w:sz w:val="22"/>
+        </w:rPr>
+        <w:t xml:space="preserve"> 지면과 겹쳐서 </w:t>
+      </w:r>
+      <w:proofErr w:type="spellStart"/>
+      <w:r>
+        <w:rPr>
+          <w:rFonts w:hint="eastAsia"/>
+          <w:sz w:val="22"/>
+        </w:rPr>
+        <w:t>스폰될</w:t>
+      </w:r>
+      <w:proofErr w:type="spellEnd"/>
+      <w:r>
+        <w:rPr>
+          <w:rFonts w:hint="eastAsia"/>
+          <w:sz w:val="22"/>
+        </w:rPr>
+        <w:t xml:space="preserve"> 시 처리 방식 지정,</w:t>
       </w:r>
       <w:r>
         <w:rPr>
@@ -1155,6 +1636,7 @@
         <w:br/>
         <w:t>“</w:t>
       </w:r>
+      <w:proofErr w:type="spellStart"/>
       <w:r>
         <w:rPr>
           <w:rFonts w:hint="eastAsia"/>
@@ -1162,6 +1644,7 @@
         </w:rPr>
         <w:t>SnapY</w:t>
       </w:r>
+      <w:proofErr w:type="spellEnd"/>
       <w:r>
         <w:rPr>
           <w:sz w:val="22"/>
@@ -1181,6 +1664,7 @@
         </w:rPr>
         <w:t>”</w:t>
       </w:r>
+      <w:proofErr w:type="spellStart"/>
       <w:r>
         <w:rPr>
           <w:rFonts w:hint="eastAsia"/>
@@ -1188,6 +1672,7 @@
         </w:rPr>
         <w:t>SnapAndAlign</w:t>
       </w:r>
+      <w:proofErr w:type="spellEnd"/>
       <w:r>
         <w:rPr>
           <w:sz w:val="22"/>
@@ -1220,7 +1705,23 @@
           <w:rFonts w:hint="eastAsia"/>
           <w:sz w:val="22"/>
         </w:rPr>
-        <w:t>Hitbox는 AttachType에 Ground 추가 (</w:t>
+        <w:t xml:space="preserve">Hitbox는 </w:t>
+      </w:r>
+      <w:proofErr w:type="spellStart"/>
+      <w:r>
+        <w:rPr>
+          <w:rFonts w:hint="eastAsia"/>
+          <w:sz w:val="22"/>
+        </w:rPr>
+        <w:t>AttachType</w:t>
+      </w:r>
+      <w:proofErr w:type="spellEnd"/>
+      <w:r>
+        <w:rPr>
+          <w:rFonts w:hint="eastAsia"/>
+          <w:sz w:val="22"/>
+        </w:rPr>
+        <w:t>에 Ground 추가 (</w:t>
       </w:r>
       <w:r>
         <w:rPr>
@@ -1228,6 +1729,7 @@
         </w:rPr>
         <w:t>“</w:t>
       </w:r>
+      <w:proofErr w:type="spellStart"/>
       <w:r>
         <w:rPr>
           <w:rFonts w:hint="eastAsia"/>
@@ -1235,6 +1737,7 @@
         </w:rPr>
         <w:t>BoneAttach</w:t>
       </w:r>
+      <w:proofErr w:type="spellEnd"/>
       <w:r>
         <w:rPr>
           <w:sz w:val="22"/>
@@ -1254,6 +1757,7 @@
         </w:rPr>
         <w:t>”</w:t>
       </w:r>
+      <w:proofErr w:type="spellStart"/>
       <w:r>
         <w:rPr>
           <w:rFonts w:hint="eastAsia"/>
@@ -1261,6 +1765,7 @@
         </w:rPr>
         <w:t>VFXParticleAttach</w:t>
       </w:r>
+      <w:proofErr w:type="spellEnd"/>
       <w:r>
         <w:rPr>
           <w:sz w:val="22"/>
@@ -1280,6 +1785,7 @@
         </w:rPr>
         <w:t>”</w:t>
       </w:r>
+      <w:proofErr w:type="spellStart"/>
       <w:r>
         <w:rPr>
           <w:rFonts w:hint="eastAsia"/>
@@ -1287,6 +1793,7 @@
         </w:rPr>
         <w:t>GroundAttach</w:t>
       </w:r>
+      <w:proofErr w:type="spellEnd"/>
       <w:r>
         <w:rPr>
           <w:sz w:val="22"/>
@@ -1360,7 +1867,23 @@
           <w:rFonts w:hint="eastAsia"/>
           <w:sz w:val="22"/>
         </w:rPr>
-        <w:t>align: Hitbox가 지면에 겹칠 경우 지면 노멀에 맞게 회전</w:t>
+        <w:t xml:space="preserve">align: Hitbox가 지면에 겹칠 경우 지면 </w:t>
+      </w:r>
+      <w:proofErr w:type="spellStart"/>
+      <w:r>
+        <w:rPr>
+          <w:rFonts w:hint="eastAsia"/>
+          <w:sz w:val="22"/>
+        </w:rPr>
+        <w:t>노멀에</w:t>
+      </w:r>
+      <w:proofErr w:type="spellEnd"/>
+      <w:r>
+        <w:rPr>
+          <w:rFonts w:hint="eastAsia"/>
+          <w:sz w:val="22"/>
+        </w:rPr>
+        <w:t xml:space="preserve"> 맞게 회전</w:t>
       </w:r>
     </w:p>
     <w:p>
@@ -1376,12 +1899,21 @@
           <w:sz w:val="22"/>
         </w:rPr>
       </w:pPr>
-      <w:r>
-        <w:rPr>
-          <w:rFonts w:hint="eastAsia"/>
-          <w:sz w:val="22"/>
-        </w:rPr>
-        <w:t>무기별 4종류 스킬 제작 완료</w:t>
+      <w:proofErr w:type="spellStart"/>
+      <w:r>
+        <w:rPr>
+          <w:rFonts w:hint="eastAsia"/>
+          <w:sz w:val="22"/>
+        </w:rPr>
+        <w:t>무기별</w:t>
+      </w:r>
+      <w:proofErr w:type="spellEnd"/>
+      <w:r>
+        <w:rPr>
+          <w:rFonts w:hint="eastAsia"/>
+          <w:sz w:val="22"/>
+        </w:rPr>
+        <w:t xml:space="preserve"> 4종류 스킬 제작 완료</w:t>
       </w:r>
     </w:p>
     <w:p>
@@ -1394,7 +1926,6 @@
         <w:ind w:leftChars="0"/>
         <w:jc w:val="left"/>
         <w:rPr>
-          <w:rFonts w:hint="eastAsia"/>
           <w:sz w:val="22"/>
         </w:rPr>
       </w:pPr>
@@ -1550,21 +2081,23 @@
           <w:szCs w:val="20"/>
         </w:rPr>
       </w:pPr>
+      <w:proofErr w:type="spellStart"/>
       <w:r>
         <w:rPr>
           <w:rFonts w:hint="eastAsia"/>
           <w:sz w:val="18"/>
           <w:szCs w:val="20"/>
         </w:rPr>
-        <w:t>photopea에서 Text를 간격을 잘 맞</w:t>
-      </w:r>
+        <w:t>photopea</w:t>
+      </w:r>
+      <w:proofErr w:type="spellEnd"/>
       <w:r>
         <w:rPr>
           <w:rFonts w:hint="eastAsia"/>
           <w:sz w:val="18"/>
           <w:szCs w:val="20"/>
         </w:rPr>
-        <w:t>추고 효과도 적절히 준 후</w:t>
+        <w:t>에서 Text를 간격을 잘 맞</w:t>
       </w:r>
       <w:r>
         <w:rPr>
@@ -1572,7 +2105,33 @@
           <w:sz w:val="18"/>
           <w:szCs w:val="20"/>
         </w:rPr>
-        <w:t xml:space="preserve"> png로 추출한다.</w:t>
+        <w:t>추고 효과도 적절히 준 후</w:t>
+      </w:r>
+      <w:r>
+        <w:rPr>
+          <w:rFonts w:hint="eastAsia"/>
+          <w:sz w:val="18"/>
+          <w:szCs w:val="20"/>
+        </w:rPr>
+        <w:t xml:space="preserve"> </w:t>
+      </w:r>
+      <w:proofErr w:type="spellStart"/>
+      <w:r>
+        <w:rPr>
+          <w:rFonts w:hint="eastAsia"/>
+          <w:sz w:val="18"/>
+          <w:szCs w:val="20"/>
+        </w:rPr>
+        <w:t>png</w:t>
+      </w:r>
+      <w:proofErr w:type="spellEnd"/>
+      <w:r>
+        <w:rPr>
+          <w:rFonts w:hint="eastAsia"/>
+          <w:sz w:val="18"/>
+          <w:szCs w:val="20"/>
+        </w:rPr>
+        <w:t>로 추출한다.</w:t>
       </w:r>
     </w:p>
     <w:p>
@@ -1675,7 +2234,29 @@
           <w:sz w:val="18"/>
           <w:szCs w:val="20"/>
         </w:rPr>
-        <w:t>데미지 UI, 킬카운트 UI 구현</w:t>
+        <w:t xml:space="preserve">데미지 UI, </w:t>
+      </w:r>
+      <w:proofErr w:type="spellStart"/>
+      <w:r>
+        <w:rPr>
+          <w:rFonts w:hint="eastAsia"/>
+          <w:b/>
+          <w:bCs/>
+          <w:sz w:val="18"/>
+          <w:szCs w:val="20"/>
+        </w:rPr>
+        <w:t>킬카운트</w:t>
+      </w:r>
+      <w:proofErr w:type="spellEnd"/>
+      <w:r>
+        <w:rPr>
+          <w:rFonts w:hint="eastAsia"/>
+          <w:b/>
+          <w:bCs/>
+          <w:sz w:val="18"/>
+          <w:szCs w:val="20"/>
+        </w:rPr>
+        <w:t xml:space="preserve"> UI 구현</w:t>
       </w:r>
     </w:p>
     <w:p>
@@ -1760,6 +2341,7 @@
         </w:rPr>
         <w:t xml:space="preserve">. </w:t>
       </w:r>
+      <w:proofErr w:type="spellStart"/>
       <w:r>
         <w:rPr>
           <w:rFonts w:hint="eastAsia"/>
@@ -1768,7 +2350,18 @@
           <w:sz w:val="18"/>
           <w:szCs w:val="20"/>
         </w:rPr>
-        <w:t>설정창 UI 구현</w:t>
+        <w:t>설정창</w:t>
+      </w:r>
+      <w:proofErr w:type="spellEnd"/>
+      <w:r>
+        <w:rPr>
+          <w:rFonts w:hint="eastAsia"/>
+          <w:b/>
+          <w:bCs/>
+          <w:sz w:val="18"/>
+          <w:szCs w:val="20"/>
+        </w:rPr>
+        <w:t xml:space="preserve"> UI 구현</w:t>
       </w:r>
     </w:p>
     <w:p>
@@ -1794,7 +2387,25 @@
           <w:sz w:val="18"/>
           <w:szCs w:val="20"/>
         </w:rPr>
-        <w:t>해상도 변경 및 각종 설정을 추가하기 위해 설정창 UI를 만들었다</w:t>
+        <w:t xml:space="preserve">해상도 변경 및 각종 설정을 추가하기 위해 </w:t>
+      </w:r>
+      <w:proofErr w:type="spellStart"/>
+      <w:r>
+        <w:rPr>
+          <w:rFonts w:hint="eastAsia"/>
+          <w:sz w:val="18"/>
+          <w:szCs w:val="20"/>
+        </w:rPr>
+        <w:t>설정창</w:t>
+      </w:r>
+      <w:proofErr w:type="spellEnd"/>
+      <w:r>
+        <w:rPr>
+          <w:rFonts w:hint="eastAsia"/>
+          <w:sz w:val="18"/>
+          <w:szCs w:val="20"/>
+        </w:rPr>
+        <w:t xml:space="preserve"> UI를 만들었다</w:t>
       </w:r>
       <w:r>
         <w:rPr>
@@ -1822,13 +2433,41 @@
           <w:szCs w:val="20"/>
         </w:rPr>
       </w:pPr>
+      <w:proofErr w:type="spellStart"/>
       <w:r>
         <w:rPr>
           <w:rFonts w:hint="eastAsia"/>
           <w:sz w:val="18"/>
           <w:szCs w:val="20"/>
         </w:rPr>
-        <w:t>로비씬에선 버튼 클릭으로 들어갈 수 있고, 인게임씬에선 ESC키로 들어갈 수 있다.</w:t>
+        <w:t>로비씬에선</w:t>
+      </w:r>
+      <w:proofErr w:type="spellEnd"/>
+      <w:r>
+        <w:rPr>
+          <w:rFonts w:hint="eastAsia"/>
+          <w:sz w:val="18"/>
+          <w:szCs w:val="20"/>
+        </w:rPr>
+        <w:t xml:space="preserve"> 버튼 클릭으로 들어갈 수 있고, </w:t>
+      </w:r>
+      <w:proofErr w:type="spellStart"/>
+      <w:r>
+        <w:rPr>
+          <w:rFonts w:hint="eastAsia"/>
+          <w:sz w:val="18"/>
+          <w:szCs w:val="20"/>
+        </w:rPr>
+        <w:t>인게임씬에선</w:t>
+      </w:r>
+      <w:proofErr w:type="spellEnd"/>
+      <w:r>
+        <w:rPr>
+          <w:rFonts w:hint="eastAsia"/>
+          <w:sz w:val="18"/>
+          <w:szCs w:val="20"/>
+        </w:rPr>
+        <w:t xml:space="preserve"> ESC키로 들어갈 수 있다.</w:t>
       </w:r>
     </w:p>
     <w:p>
@@ -2084,11 +2723,28 @@
       </w:pPr>
       <w:r>
         <w:rPr>
-          <w:rFonts w:hint="eastAsia"/>
           <w:b/>
           <w:bCs/>
         </w:rPr>
-        <w:t>Lobby Server 재구축</w:t>
+        <w:t xml:space="preserve">NPC </w:t>
+      </w:r>
+      <w:proofErr w:type="spellStart"/>
+      <w:r>
+        <w:rPr>
+          <w:rFonts w:hint="eastAsia"/>
+          <w:b/>
+          <w:bCs/>
+        </w:rPr>
+        <w:t>분리력</w:t>
+      </w:r>
+      <w:proofErr w:type="spellEnd"/>
+      <w:r>
+        <w:rPr>
+          <w:rFonts w:hint="eastAsia"/>
+          <w:b/>
+          <w:bCs/>
+        </w:rPr>
+        <w:t xml:space="preserve"> 계산 최적화</w:t>
       </w:r>
     </w:p>
     <w:p>
@@ -2101,22 +2757,293 @@
         <w:ind w:leftChars="0"/>
       </w:pPr>
       <w:r>
-        <w:t>“</w:t>
-      </w:r>
-      <w:r>
-        <w:rPr>
-          <w:rFonts w:hint="eastAsia"/>
-        </w:rPr>
-        <w:t>방 생성/방 참가/방 나가기/게임 시작</w:t>
-      </w:r>
-      <w:r>
-        <w:t>”</w:t>
-      </w:r>
-      <w:r>
-        <w:rPr>
-          <w:rFonts w:hint="eastAsia"/>
-        </w:rPr>
-        <w:t>의 간단한 기능을 하는 서버</w:t>
+        <w:rPr>
+          <w:rFonts w:hint="eastAsia"/>
+        </w:rPr>
+        <w:t xml:space="preserve">기존에는 </w:t>
+      </w:r>
+      <w:r>
+        <w:t>NPC</w:t>
+      </w:r>
+      <w:r>
+        <w:rPr>
+          <w:rFonts w:hint="eastAsia"/>
+        </w:rPr>
+        <w:t xml:space="preserve">가 </w:t>
+      </w:r>
+      <w:proofErr w:type="spellStart"/>
+      <w:r>
+        <w:rPr>
+          <w:rFonts w:hint="eastAsia"/>
+        </w:rPr>
+        <w:t>분리력을</w:t>
+      </w:r>
+      <w:proofErr w:type="spellEnd"/>
+      <w:r>
+        <w:rPr>
+          <w:rFonts w:hint="eastAsia"/>
+        </w:rPr>
+        <w:t xml:space="preserve"> 계산할 때 주변 </w:t>
+      </w:r>
+      <w:r>
+        <w:t>NPC</w:t>
+      </w:r>
+      <w:r>
+        <w:rPr>
+          <w:rFonts w:hint="eastAsia"/>
+        </w:rPr>
+        <w:t xml:space="preserve">를 찾기 위해 전체 </w:t>
+      </w:r>
+      <w:r>
+        <w:t xml:space="preserve">NPC </w:t>
+      </w:r>
+      <w:r>
+        <w:rPr>
+          <w:rFonts w:hint="eastAsia"/>
+        </w:rPr>
+        <w:t>목록을 반복 검사했다.</w:t>
+      </w:r>
+      <w:r>
+        <w:br/>
+      </w:r>
+      <w:r>
+        <w:rPr>
+          <w:rFonts w:hint="eastAsia"/>
+        </w:rPr>
+        <w:t xml:space="preserve">이 방식은 </w:t>
+      </w:r>
+      <w:r>
+        <w:t xml:space="preserve">NPC </w:t>
+      </w:r>
+      <w:r>
+        <w:rPr>
+          <w:rFonts w:hint="eastAsia"/>
+        </w:rPr>
+        <w:t xml:space="preserve">수가 늘어날수록 탐색 비용이 </w:t>
+      </w:r>
+      <w:r>
+        <w:t>O(N</w:t>
+      </w:r>
+      <w:r>
+        <w:rPr>
+          <w:vertAlign w:val="superscript"/>
+        </w:rPr>
+        <w:t>2</w:t>
+      </w:r>
+      <w:r>
+        <w:t>)</w:t>
+      </w:r>
+      <w:r>
+        <w:rPr>
+          <w:rFonts w:hint="eastAsia"/>
+        </w:rPr>
+        <w:t>에 가깝게 증가하는 문제가 있었다.</w:t>
+      </w:r>
+    </w:p>
+    <w:p>
+      <w:pPr>
+        <w:pStyle w:val="a3"/>
+        <w:numPr>
+          <w:ilvl w:val="1"/>
+          <w:numId w:val="4"/>
+        </w:numPr>
+        <w:ind w:leftChars="0"/>
+      </w:pPr>
+      <w:r>
+        <w:rPr>
+          <w:rFonts w:hint="eastAsia"/>
+        </w:rPr>
+        <w:t xml:space="preserve">이를 개선하기 위해 플레이어 주변에 있는 </w:t>
+      </w:r>
+      <w:r>
+        <w:t>NPC</w:t>
+      </w:r>
+      <w:r>
+        <w:rPr>
+          <w:rFonts w:hint="eastAsia"/>
+        </w:rPr>
+        <w:t xml:space="preserve">만 </w:t>
+      </w:r>
+      <w:proofErr w:type="spellStart"/>
+      <w:r>
+        <w:rPr>
+          <w:rFonts w:hint="eastAsia"/>
+        </w:rPr>
+        <w:t>분리력</w:t>
+      </w:r>
+      <w:proofErr w:type="spellEnd"/>
+      <w:r>
+        <w:rPr>
+          <w:rFonts w:hint="eastAsia"/>
+        </w:rPr>
+        <w:t xml:space="preserve"> 계산 후보로 선별하고,</w:t>
+      </w:r>
+      <w:r>
+        <w:br/>
+      </w:r>
+      <w:r>
+        <w:rPr>
+          <w:rFonts w:hint="eastAsia"/>
+        </w:rPr>
+        <w:t xml:space="preserve">선별된 </w:t>
+      </w:r>
+      <w:r>
+        <w:t>NPC</w:t>
+      </w:r>
+      <w:r>
+        <w:rPr>
+          <w:rFonts w:hint="eastAsia"/>
+        </w:rPr>
+        <w:t xml:space="preserve">들에 대해서만 </w:t>
+      </w:r>
+      <w:r>
+        <w:t>SAP Broad Phase</w:t>
+      </w:r>
+      <w:r>
+        <w:rPr>
+          <w:rFonts w:hint="eastAsia"/>
+        </w:rPr>
+        <w:t>를 수행하도록 변경했다.</w:t>
+      </w:r>
+      <w:r>
+        <w:br/>
+        <w:t xml:space="preserve">SAP </w:t>
+      </w:r>
+      <w:r>
+        <w:rPr>
+          <w:rFonts w:hint="eastAsia"/>
+        </w:rPr>
+        <w:t xml:space="preserve">결과로 얻은 이웃 쌍은 </w:t>
+      </w:r>
+      <w:r>
+        <w:t xml:space="preserve">NPC ID </w:t>
+      </w:r>
+      <w:r>
+        <w:rPr>
+          <w:rFonts w:hint="eastAsia"/>
+        </w:rPr>
+        <w:t>기준 인접 리스트에 저장했고,</w:t>
+      </w:r>
+      <w:r>
+        <w:br/>
+      </w:r>
+      <w:r>
+        <w:rPr>
+          <w:rFonts w:hint="eastAsia"/>
+        </w:rPr>
+        <w:t xml:space="preserve">기존 </w:t>
+      </w:r>
+      <w:proofErr w:type="spellStart"/>
+      <w:r>
+        <w:t>findNearbyNpcPositions</w:t>
+      </w:r>
+      <w:proofErr w:type="spellEnd"/>
+      <w:r>
+        <w:t xml:space="preserve"> </w:t>
+      </w:r>
+      <w:r>
+        <w:rPr>
+          <w:rFonts w:hint="eastAsia"/>
+        </w:rPr>
+        <w:t xml:space="preserve">함수는 </w:t>
+      </w:r>
+      <w:proofErr w:type="spellStart"/>
+      <w:r>
+        <w:rPr>
+          <w:rFonts w:hint="eastAsia"/>
+        </w:rPr>
+        <w:t>시그니처를</w:t>
+      </w:r>
+      <w:proofErr w:type="spellEnd"/>
+      <w:r>
+        <w:rPr>
+          <w:rFonts w:hint="eastAsia"/>
+        </w:rPr>
+        <w:t xml:space="preserve"> 유지한 채 내부 구현만 인접 리스트 조회</w:t>
+      </w:r>
+      <w:r>
+        <w:br/>
+      </w:r>
+      <w:r>
+        <w:rPr>
+          <w:rFonts w:hint="eastAsia"/>
+        </w:rPr>
+        <w:t>방식으로 교체했다.</w:t>
+      </w:r>
+    </w:p>
+    <w:p>
+      <w:pPr>
+        <w:pStyle w:val="a3"/>
+        <w:numPr>
+          <w:ilvl w:val="1"/>
+          <w:numId w:val="4"/>
+        </w:numPr>
+        <w:ind w:leftChars="0"/>
+      </w:pPr>
+      <w:r>
+        <w:rPr>
+          <w:rFonts w:hint="eastAsia"/>
+        </w:rPr>
+        <w:t xml:space="preserve">이로 인해 </w:t>
+      </w:r>
+      <w:proofErr w:type="spellStart"/>
+      <w:r>
+        <w:t>TacticalNpc</w:t>
+      </w:r>
+      <w:proofErr w:type="spellEnd"/>
+      <w:r>
+        <w:rPr>
+          <w:rFonts w:hint="eastAsia"/>
+        </w:rPr>
+        <w:t xml:space="preserve">와 </w:t>
+      </w:r>
+      <w:proofErr w:type="spellStart"/>
+      <w:r>
+        <w:t>Npc</w:t>
+      </w:r>
+      <w:proofErr w:type="spellEnd"/>
+      <w:r>
+        <w:rPr>
+          <w:rFonts w:hint="eastAsia"/>
+        </w:rPr>
+        <w:t>의 상태 로직은 수정하지 않고 최적화된 이웃 탐색 결과를</w:t>
+      </w:r>
+      <w:r>
+        <w:br/>
+      </w:r>
+      <w:r>
+        <w:rPr>
+          <w:rFonts w:hint="eastAsia"/>
+        </w:rPr>
+        <w:t>사용할 수 있었다.</w:t>
+      </w:r>
+      <w:r>
+        <w:br/>
+      </w:r>
+      <w:r>
+        <w:rPr>
+          <w:rFonts w:hint="eastAsia"/>
+        </w:rPr>
+        <w:t>또한 인접 리스트는 넓은 후보 집합이므로,</w:t>
+      </w:r>
+      <w:r>
+        <w:t xml:space="preserve"> </w:t>
+      </w:r>
+      <w:r>
+        <w:rPr>
+          <w:rFonts w:hint="eastAsia"/>
+        </w:rPr>
+        <w:t>실제 호출 시에는 각 상태에서 사용하는</w:t>
+      </w:r>
+      <w:r>
+        <w:br/>
+        <w:t xml:space="preserve">radius </w:t>
+      </w:r>
+      <w:r>
+        <w:rPr>
+          <w:rFonts w:hint="eastAsia"/>
+        </w:rPr>
+        <w:t>기준으로 한 번 더 정밀 거리 필터링을 수행했다.</w:t>
       </w:r>
     </w:p>
     <w:p>
@@ -2132,9 +3059,24 @@
         <w:rPr>
           <w:rFonts w:hint="eastAsia"/>
           <w:b/>
-          <w:bCs/>
-        </w:rPr>
-        <w:t>Lobby Server에서 Room Server로의 세션 Handoff 구현</w:t>
+        </w:rPr>
+        <w:t xml:space="preserve">전술 전투 동적 </w:t>
+      </w:r>
+      <w:proofErr w:type="spellStart"/>
+      <w:r>
+        <w:rPr>
+          <w:rFonts w:hint="eastAsia"/>
+          <w:b/>
+        </w:rPr>
+        <w:t>스폰</w:t>
+      </w:r>
+      <w:proofErr w:type="spellEnd"/>
+      <w:r>
+        <w:rPr>
+          <w:rFonts w:hint="eastAsia"/>
+          <w:b/>
+        </w:rPr>
+        <w:t xml:space="preserve"> 트리거 연결</w:t>
       </w:r>
     </w:p>
     <w:p>
@@ -2147,15 +3089,169 @@
         <w:ind w:leftChars="0"/>
       </w:pPr>
       <w:r>
-        <w:t>LobbyServer에서 게임 시작 요청이 들어오면, 로비 방에 있는 모든 플레이어에게</w:t>
+        <w:rPr>
+          <w:rFonts w:hint="eastAsia"/>
+        </w:rPr>
+        <w:t xml:space="preserve">플레이어가 </w:t>
+      </w:r>
+      <w:proofErr w:type="spellStart"/>
+      <w:r>
+        <w:t>Arena_Hobgoblin</w:t>
+      </w:r>
+      <w:proofErr w:type="spellEnd"/>
+      <w:r>
+        <w:t xml:space="preserve"> </w:t>
+      </w:r>
+      <w:proofErr w:type="spellStart"/>
+      <w:r>
+        <w:rPr>
+          <w:rFonts w:hint="eastAsia"/>
+        </w:rPr>
+        <w:t>존에</w:t>
+      </w:r>
+      <w:proofErr w:type="spellEnd"/>
+      <w:r>
+        <w:rPr>
+          <w:rFonts w:hint="eastAsia"/>
+        </w:rPr>
+        <w:t xml:space="preserve"> 진입하면 중간보스와 전술 분대가 동적으로</w:t>
       </w:r>
       <w:r>
         <w:br/>
-        <w:t>RoomServer 접속 정보와 로비 방 코드를 포함한 `S_GameStart` 패킷을 브로드캐스트하도록</w:t>
+      </w:r>
+      <w:proofErr w:type="spellStart"/>
+      <w:r>
+        <w:rPr>
+          <w:rFonts w:hint="eastAsia"/>
+        </w:rPr>
+        <w:t>스폰되도록</w:t>
+      </w:r>
+      <w:proofErr w:type="spellEnd"/>
+      <w:r>
+        <w:rPr>
+          <w:rFonts w:hint="eastAsia"/>
+        </w:rPr>
+        <w:t xml:space="preserve"> 트리거를 연결했다.</w:t>
       </w:r>
       <w:r>
         <w:br/>
-        <w:t>구현하였다.</w:t>
+      </w:r>
+      <w:r>
+        <w:rPr>
+          <w:rFonts w:hint="eastAsia"/>
+        </w:rPr>
+        <w:t xml:space="preserve">기존에는 전술 </w:t>
+      </w:r>
+      <w:r>
+        <w:t>AI</w:t>
+      </w:r>
+      <w:r>
+        <w:rPr>
+          <w:rFonts w:hint="eastAsia"/>
+        </w:rPr>
+        <w:t>와 분대 시스템은 구현되어 있었지만 실제 맵 이벤트와 연결되어</w:t>
+      </w:r>
+      <w:r>
+        <w:t xml:space="preserve"> </w:t>
+      </w:r>
+      <w:r>
+        <w:rPr>
+          <w:rFonts w:hint="eastAsia"/>
+        </w:rPr>
+        <w:t>있지 않아</w:t>
+      </w:r>
+      <w:r>
+        <w:br/>
+      </w:r>
+      <w:r>
+        <w:rPr>
+          <w:rFonts w:hint="eastAsia"/>
+        </w:rPr>
+        <w:t>전투가 시작되지 않았다.</w:t>
+      </w:r>
+      <w:r>
+        <w:br/>
+      </w:r>
+      <w:r>
+        <w:rPr>
+          <w:rFonts w:hint="eastAsia"/>
+        </w:rPr>
+        <w:t xml:space="preserve">이를 </w:t>
+      </w:r>
+      <w:proofErr w:type="gramStart"/>
+      <w:r>
+        <w:t>Room::</w:t>
+      </w:r>
+      <w:proofErr w:type="spellStart"/>
+      <w:proofErr w:type="gramEnd"/>
+      <w:r>
+        <w:t>onArenaHobgoblinEnter</w:t>
+      </w:r>
+      <w:proofErr w:type="spellEnd"/>
+      <w:r>
+        <w:rPr>
+          <w:rFonts w:hint="eastAsia"/>
+        </w:rPr>
+        <w:t xml:space="preserve">에서 </w:t>
+      </w:r>
+      <w:proofErr w:type="spellStart"/>
+      <w:r>
+        <w:t>spawnTacticalGoblinEncounter</w:t>
+      </w:r>
+      <w:proofErr w:type="spellEnd"/>
+      <w:r>
+        <w:rPr>
+          <w:rFonts w:hint="eastAsia"/>
+        </w:rPr>
+        <w:t>를 호출하도록</w:t>
+      </w:r>
+      <w:r>
+        <w:br/>
+      </w:r>
+      <w:r>
+        <w:rPr>
+          <w:rFonts w:hint="eastAsia"/>
+        </w:rPr>
+        <w:t>수정하여, 맵 진입과 동시에 전술 전투가 시작되도록 했다.</w:t>
+      </w:r>
+    </w:p>
+    <w:p>
+      <w:pPr>
+        <w:pStyle w:val="a3"/>
+        <w:numPr>
+          <w:ilvl w:val="0"/>
+          <w:numId w:val="4"/>
+        </w:numPr>
+        <w:ind w:leftChars="0"/>
+      </w:pPr>
+      <w:r>
+        <w:rPr>
+          <w:rFonts w:hint="eastAsia"/>
+          <w:b/>
+        </w:rPr>
+        <w:t xml:space="preserve">런타임 </w:t>
+      </w:r>
+      <w:r>
+        <w:rPr>
+          <w:b/>
+        </w:rPr>
+        <w:t xml:space="preserve">NPC </w:t>
+      </w:r>
+      <w:proofErr w:type="spellStart"/>
+      <w:r>
+        <w:rPr>
+          <w:rFonts w:hint="eastAsia"/>
+          <w:b/>
+        </w:rPr>
+        <w:t>스폰</w:t>
+      </w:r>
+      <w:proofErr w:type="spellEnd"/>
+      <w:r>
+        <w:rPr>
+          <w:rFonts w:hint="eastAsia"/>
+          <w:b/>
+        </w:rPr>
+        <w:t xml:space="preserve"> 패킷 추가</w:t>
       </w:r>
     </w:p>
     <w:p>
@@ -2171,39 +3267,48 @@
         <w:rPr>
           <w:rFonts w:hint="eastAsia"/>
         </w:rPr>
-        <w:t>클라이언트는</w:t>
-      </w:r>
-      <w:r>
-        <w:t xml:space="preserve"> `S_GameStart`를 수신하면 RoomServer IP, 포트, `lobbyCode`를 저장하고,</w:t>
+        <w:t xml:space="preserve">기존 클라이언트는 방 입장 시점의 </w:t>
+      </w:r>
+      <w:proofErr w:type="spellStart"/>
+      <w:r>
+        <w:t>S_Enter</w:t>
+      </w:r>
+      <w:proofErr w:type="spellEnd"/>
+      <w:r>
+        <w:t xml:space="preserve"> </w:t>
+      </w:r>
+      <w:r>
+        <w:rPr>
+          <w:rFonts w:hint="eastAsia"/>
+        </w:rPr>
+        <w:t xml:space="preserve">패킷을 통해서만 </w:t>
+      </w:r>
+      <w:r>
+        <w:t xml:space="preserve">NPC </w:t>
+      </w:r>
+      <w:r>
+        <w:rPr>
+          <w:rFonts w:hint="eastAsia"/>
+        </w:rPr>
+        <w:t>객체를 생성했기 때문에,</w:t>
       </w:r>
       <w:r>
         <w:br/>
-        <w:t>네트워크 콜백 내부에서 바로 소켓을 교체하지 않고 안전한 시점까지 handoff를 지연 처리한다.</w:t>
-      </w:r>
-      <w:r>
-        <w:br/>
-        <w:t>인게임 리소스 로딩이 완료되면 기존 LobbyServer 세션을 닫고 RoomServer에 새로 접속한 뒤,</w:t>
-      </w:r>
-      <w:r>
-        <w:br/>
-        <w:t>`C_Enter` 패킷에 `lobbyCode`를 담아 전송한다.</w:t>
-      </w:r>
-      <w:r>
-        <w:br/>
-        <w:t xml:space="preserve">기존 로비 세션은 즉시 삭제하지 않고 retired session으로 </w:t>
-      </w:r>
-      <w:r>
-        <w:rPr>
-          <w:rFonts w:hint="eastAsia"/>
-        </w:rPr>
-        <w:t>보관하여</w:t>
-      </w:r>
-      <w:r>
-        <w:t xml:space="preserve"> 남아 있을 수 있는</w:t>
-      </w:r>
-      <w:r>
-        <w:br/>
-        <w:t>비동기 완료 콜백이 안전하게 정리되도록 했다.</w:t>
+      </w:r>
+      <w:r>
+        <w:rPr>
+          <w:rFonts w:hint="eastAsia"/>
+        </w:rPr>
+        <w:t xml:space="preserve">게임 도중 서버에서 동적으로 생성된 </w:t>
+      </w:r>
+      <w:r>
+        <w:t>NPC</w:t>
+      </w:r>
+      <w:r>
+        <w:rPr>
+          <w:rFonts w:hint="eastAsia"/>
+        </w:rPr>
+        <w:t>는 클라이언트에 표시되지 않았다.</w:t>
       </w:r>
     </w:p>
     <w:p>
@@ -2216,50 +3321,121 @@
         <w:ind w:leftChars="0"/>
       </w:pPr>
       <w:r>
-        <w:t>RoomServer 측에서는</w:t>
-      </w:r>
-      <w:r>
-        <w:rPr>
-          <w:rFonts w:hint="eastAsia"/>
-        </w:rPr>
+        <w:rPr>
+          <w:rFonts w:hint="eastAsia"/>
+        </w:rPr>
+        <w:t xml:space="preserve">이를 해결하기 위해 </w:t>
+      </w:r>
+      <w:proofErr w:type="spellStart"/>
+      <w:r>
+        <w:t>S_NpcSpawnBatch</w:t>
+      </w:r>
+      <w:proofErr w:type="spellEnd"/>
+      <w:r>
         <w:t xml:space="preserve"> </w:t>
       </w:r>
       <w:r>
-        <w:t xml:space="preserve">클라이언트가 `C_Enter(lobbyCode)`를 보낸 시점에 방에 입장하도록 </w:t>
-      </w:r>
-      <w:r>
-        <w:rPr>
-          <w:rFonts w:hint="eastAsia"/>
-        </w:rPr>
-        <w:t>했</w:t>
-      </w:r>
-      <w:r>
-        <w:t>다.</w:t>
+        <w:rPr>
+          <w:rFonts w:hint="eastAsia"/>
+        </w:rPr>
+        <w:t>패킷을 추가하고,</w:t>
+      </w:r>
+      <w:r>
+        <w:t xml:space="preserve"> </w:t>
+      </w:r>
+      <w:proofErr w:type="spellStart"/>
+      <w:r>
+        <w:t>ObjectInfo</w:t>
+      </w:r>
+      <w:proofErr w:type="spellEnd"/>
+      <w:r>
+        <w:t xml:space="preserve"> </w:t>
+      </w:r>
+      <w:r>
+        <w:rPr>
+          <w:rFonts w:hint="eastAsia"/>
+        </w:rPr>
+        <w:t>목록을 전송하여</w:t>
       </w:r>
       <w:r>
         <w:br/>
-        <w:t>`RoomManager`에는 `lobbyCode` 기반의 방 조회 및 생성 로직을 추가하여,</w:t>
+      </w:r>
+      <w:r>
+        <w:rPr>
+          <w:rFonts w:hint="eastAsia"/>
+        </w:rPr>
+        <w:t xml:space="preserve">런타임에 생성된 전술 </w:t>
+      </w:r>
+      <w:r>
+        <w:t>NPC</w:t>
+      </w:r>
+      <w:r>
+        <w:rPr>
+          <w:rFonts w:hint="eastAsia"/>
+        </w:rPr>
+        <w:t>를 클라이언트가 생성할 수 있도록 했다.</w:t>
+      </w:r>
+    </w:p>
+    <w:p>
+      <w:pPr>
+        <w:pStyle w:val="a3"/>
+        <w:numPr>
+          <w:ilvl w:val="1"/>
+          <w:numId w:val="4"/>
+        </w:numPr>
+        <w:ind w:leftChars="0"/>
+      </w:pPr>
+      <w:r>
+        <w:rPr>
+          <w:rFonts w:hint="eastAsia"/>
+        </w:rPr>
+        <w:t xml:space="preserve">또한 늦게 접속한 플레이어를 위해 </w:t>
+      </w:r>
+      <w:proofErr w:type="gramStart"/>
+      <w:r>
+        <w:t>Room::</w:t>
+      </w:r>
+      <w:proofErr w:type="gramEnd"/>
+      <w:r>
+        <w:t>enter</w:t>
+      </w:r>
+      <w:r>
+        <w:rPr>
+          <w:rFonts w:hint="eastAsia"/>
+        </w:rPr>
+        <w:t xml:space="preserve">의 초기 스냅샷에도 이미 </w:t>
+      </w:r>
+      <w:proofErr w:type="spellStart"/>
+      <w:r>
+        <w:rPr>
+          <w:rFonts w:hint="eastAsia"/>
+        </w:rPr>
+        <w:t>스폰된</w:t>
+      </w:r>
+      <w:proofErr w:type="spellEnd"/>
+      <w:r>
+        <w:rPr>
+          <w:rFonts w:hint="eastAsia"/>
+        </w:rPr>
+        <w:t xml:space="preserve"> 전술 </w:t>
+      </w:r>
+      <w:r>
+        <w:t>NPC</w:t>
+      </w:r>
+      <w:r>
+        <w:rPr>
+          <w:rFonts w:hint="eastAsia"/>
+        </w:rPr>
+        <w:t>와</w:t>
       </w:r>
       <w:r>
         <w:br/>
-        <w:t>같은 로비 방에서 출발한 플레이어들이 RoomServer에서도 동일한 Room에 배정되도록 했다.</w:t>
-      </w:r>
-      <w:r>
-        <w:br/>
-        <w:t>동시에 같은 코드로 여러 플레이어가 접속할 때 서로 다른 방이 생성되지 않도록</w:t>
-      </w:r>
-      <w:r>
-        <w:br/>
-        <w:t xml:space="preserve">find/create 과정을 하나의 </w:t>
-      </w:r>
-      <w:r>
-        <w:rPr>
-          <w:rFonts w:hint="eastAsia"/>
-        </w:rPr>
-        <w:t>lock</w:t>
-      </w:r>
-      <w:r>
-        <w:t xml:space="preserve"> 안에서 처리하였다.</w:t>
+      </w:r>
+      <w:r>
+        <w:rPr>
+          <w:rFonts w:hint="eastAsia"/>
+        </w:rPr>
+        <w:t>보스를 포함했다.</w:t>
       </w:r>
     </w:p>
     <w:p>
@@ -2273,18 +3449,10 @@
       </w:pPr>
       <w:r>
         <w:rPr>
+          <w:rFonts w:hint="eastAsia"/>
           <w:b/>
-          <w:bCs/>
-        </w:rPr>
-        <w:t>S</w:t>
-      </w:r>
-      <w:r>
-        <w:rPr>
-          <w:rFonts w:hint="eastAsia"/>
-          <w:b/>
-          <w:bCs/>
-        </w:rPr>
-        <w:t>hared_ptr 기반 세션 및 Lobby Room 수명 관리</w:t>
+        </w:rPr>
+        <w:t>전술 대형 전환 안정화</w:t>
       </w:r>
     </w:p>
     <w:p>
@@ -2297,31 +3465,64 @@
         <w:ind w:leftChars="0"/>
       </w:pPr>
       <w:r>
-        <w:t>비동기 IOCP 처리 중 연결이 종료된 `GameSession`이 `ObjectPool`로 반환되지 않고</w:t>
+        <w:rPr>
+          <w:rFonts w:hint="eastAsia"/>
+        </w:rPr>
+        <w:t>전술 전투는 리더가 분대에 명령을 내리고,</w:t>
+      </w:r>
+      <w:r>
+        <w:t xml:space="preserve"> </w:t>
+      </w:r>
+      <w:r>
+        <w:rPr>
+          <w:rFonts w:hint="eastAsia"/>
+        </w:rPr>
+        <w:t xml:space="preserve">분대가 개별 </w:t>
+      </w:r>
+      <w:r>
+        <w:t>NPC</w:t>
+      </w:r>
+      <w:r>
+        <w:rPr>
+          <w:rFonts w:hint="eastAsia"/>
+        </w:rPr>
+        <w:t>에게 명령을 전달하는 계층 구조이다.</w:t>
       </w:r>
       <w:r>
         <w:br/>
       </w:r>
       <w:r>
-        <w:t>누적되는 문제를 개선하였다.</w:t>
+        <w:rPr>
+          <w:rFonts w:hint="eastAsia"/>
+        </w:rPr>
+        <w:t xml:space="preserve">그러나 서버 포팅 과정에서 업데이트 순서가 </w:t>
+      </w:r>
+      <w:r>
+        <w:t>NPC -&gt; Squad -&gt; Leader</w:t>
+      </w:r>
+      <w:r>
+        <w:rPr>
+          <w:rFonts w:hint="eastAsia"/>
+        </w:rPr>
+        <w:t>로 실행되어 명령 전파가</w:t>
       </w:r>
       <w:r>
         <w:br/>
       </w:r>
       <w:r>
-        <w:t>기존에는 세션을 raw pointer로 관리하고 있어, 연결 종료 시점에 바로 풀로 반환하면</w:t>
-      </w:r>
-      <w:r>
-        <w:br/>
-      </w:r>
-      <w:r>
-        <w:t>아직 완료되지 않은 `WSARecv`, `WSASend`, `DisconnectEx` 완료 통지에서 해제된 세션을</w:t>
-      </w:r>
-      <w:r>
-        <w:br/>
-      </w:r>
-      <w:r>
-        <w:t>참조할 위험이 있었다.</w:t>
+        <w:rPr>
+          <w:rFonts w:hint="eastAsia"/>
+        </w:rPr>
+        <w:t>지연되고,</w:t>
+      </w:r>
+      <w:r>
+        <w:t xml:space="preserve"> </w:t>
+      </w:r>
+      <w:r>
+        <w:rPr>
+          <w:rFonts w:hint="eastAsia"/>
+        </w:rPr>
+        <w:t>대형이 완성되기 전에 다음 전술 단계로 넘어가는 문제가 발생했다.</w:t>
       </w:r>
     </w:p>
     <w:p>
@@ -2334,31 +3535,60 @@
         <w:ind w:leftChars="0"/>
       </w:pPr>
       <w:r>
-        <w:t>이를 해결하기 위해 `IocpDispatchable`과 `IoEvent`를 `shared_ptr` 기반으로 변경하였다.</w:t>
+        <w:rPr>
+          <w:rFonts w:hint="eastAsia"/>
+        </w:rPr>
+        <w:t xml:space="preserve">이를 원본 시뮬레이터 구조와 동일하게 </w:t>
+      </w:r>
+      <w:r>
+        <w:t>Leader -&gt; Squad -&gt; N</w:t>
+      </w:r>
+      <w:r>
+        <w:rPr>
+          <w:rFonts w:hint="eastAsia"/>
+        </w:rPr>
+        <w:t>P</w:t>
+      </w:r>
+      <w:r>
+        <w:t xml:space="preserve">C </w:t>
+      </w:r>
+      <w:r>
+        <w:rPr>
+          <w:rFonts w:hint="eastAsia"/>
+        </w:rPr>
+        <w:t>순서로 복원하여,</w:t>
+      </w:r>
+      <w:r>
+        <w:t xml:space="preserve"> </w:t>
+      </w:r>
+      <w:r>
+        <w:rPr>
+          <w:rFonts w:hint="eastAsia"/>
+        </w:rPr>
+        <w:t>리더의</w:t>
       </w:r>
       <w:r>
         <w:br/>
       </w:r>
       <w:r>
-        <w:t>각 비동기 I/O 등록 시 `shared_from_this()`로 세션 참조를 유지하고, 완료 처리 이후 참조를</w:t>
-      </w:r>
-      <w:r>
-        <w:br/>
-      </w:r>
-      <w:r>
-        <w:t>해제하도록 하여 pending I/O가 남아 있는 동안 세션 객체가 살아 있도록 했다.</w:t>
-      </w:r>
-      <w:r>
-        <w:br/>
-      </w:r>
-      <w:r>
-        <w:t>모든 참조가 사라지면 `ObjectPool::makeShared`의 deleter를 통해 세션이 자동으로</w:t>
-      </w:r>
-      <w:r>
-        <w:br/>
-      </w:r>
-      <w:r>
-        <w:t>풀에 반환되도록 구성하였다.</w:t>
+        <w:rPr>
+          <w:rFonts w:hint="eastAsia"/>
+        </w:rPr>
+        <w:t xml:space="preserve">명령이 같은 </w:t>
+      </w:r>
+      <w:proofErr w:type="spellStart"/>
+      <w:r>
+        <w:rPr>
+          <w:rFonts w:hint="eastAsia"/>
+        </w:rPr>
+        <w:t>틱에</w:t>
+      </w:r>
+      <w:proofErr w:type="spellEnd"/>
+      <w:r>
+        <w:rPr>
+          <w:rFonts w:hint="eastAsia"/>
+        </w:rPr>
+        <w:t xml:space="preserve"> 하위 객체까지 전파되도록 수정했다.</w:t>
       </w:r>
     </w:p>
     <w:p>
@@ -2371,54 +3601,718 @@
         <w:ind w:leftChars="0"/>
       </w:pPr>
       <w:r>
-        <w:t>LobbyServer에는 `GameSessionManager`를 추가해 접속 중인 세션을 `shared_ptr`로</w:t>
+        <w:rPr>
+          <w:rFonts w:hint="eastAsia"/>
+        </w:rPr>
+        <w:t xml:space="preserve">또한 실제 </w:t>
+      </w:r>
+      <w:proofErr w:type="spellStart"/>
+      <w:r>
+        <w:rPr>
+          <w:rFonts w:hint="eastAsia"/>
+        </w:rPr>
+        <w:t>맵의</w:t>
+      </w:r>
+      <w:proofErr w:type="spellEnd"/>
+      <w:r>
+        <w:rPr>
+          <w:rFonts w:hint="eastAsia"/>
+        </w:rPr>
+        <w:t xml:space="preserve"> 지형 높낮이 때문에 </w:t>
+      </w:r>
+      <w:r>
+        <w:t xml:space="preserve">3D </w:t>
+      </w:r>
+      <w:r>
+        <w:rPr>
+          <w:rFonts w:hint="eastAsia"/>
+        </w:rPr>
+        <w:t>거리 기반 슬롯 도착 판정이 잘못되는 문제가 있었다.</w:t>
       </w:r>
       <w:r>
         <w:br/>
       </w:r>
       <w:r>
-        <w:t>보관하도록 했고, RoomServer의 비동기 room 작업도 raw `this` 대신 `shared_ptr self`를</w:t>
+        <w:lastRenderedPageBreak/>
+        <w:t>NPC</w:t>
+      </w:r>
+      <w:r>
+        <w:rPr>
+          <w:rFonts w:hint="eastAsia"/>
+        </w:rPr>
+        <w:t xml:space="preserve">는 지형 높이에 붙어 있지만 전술 슬롯은 </w:t>
+      </w:r>
+      <w:r>
+        <w:t xml:space="preserve">XZ </w:t>
+      </w:r>
+      <w:r>
+        <w:rPr>
+          <w:rFonts w:hint="eastAsia"/>
+        </w:rPr>
+        <w:t>평면 기준으로 계산되므로</w:t>
+      </w:r>
+      <w:r>
+        <w:t xml:space="preserve">, </w:t>
+      </w:r>
+      <w:r>
+        <w:rPr>
+          <w:rFonts w:hint="eastAsia"/>
+        </w:rPr>
+        <w:t>도착 판정을</w:t>
       </w:r>
       <w:r>
         <w:br/>
-      </w:r>
-      <w:r>
-        <w:t>캡처하도록 수정하였다.</w:t>
+        <w:t xml:space="preserve">XZ </w:t>
+      </w:r>
+      <w:r>
+        <w:rPr>
+          <w:rFonts w:hint="eastAsia"/>
+        </w:rPr>
+        <w:t>거리 기준으로 변경했다.</w:t>
       </w:r>
     </w:p>
     <w:p>
       <w:pPr>
         <w:pStyle w:val="a3"/>
-        <w:widowControl/>
+        <w:numPr>
+          <w:ilvl w:val="0"/>
+          <w:numId w:val="4"/>
+        </w:numPr>
+        <w:ind w:leftChars="0"/>
+      </w:pPr>
+      <w:r>
+        <w:rPr>
+          <w:rFonts w:hint="eastAsia"/>
+          <w:b/>
+        </w:rPr>
+        <w:t>쐐기 전술 재설계</w:t>
+      </w:r>
+    </w:p>
+    <w:p>
+      <w:pPr>
+        <w:pStyle w:val="a3"/>
         <w:numPr>
           <w:ilvl w:val="1"/>
           <w:numId w:val="4"/>
         </w:numPr>
+        <w:ind w:leftChars="0"/>
+      </w:pPr>
+      <w:r>
+        <w:rPr>
+          <w:rFonts w:hint="eastAsia"/>
+        </w:rPr>
+        <w:t>기존 쐐기 전술이 실제 인게임에서 전술 의도가 명확하게 드러나지 않아 재설계했다.</w:t>
+      </w:r>
+    </w:p>
+    <w:p>
+      <w:pPr>
+        <w:pStyle w:val="a3"/>
+        <w:numPr>
+          <w:ilvl w:val="1"/>
+          <w:numId w:val="4"/>
+        </w:numPr>
+        <w:ind w:leftChars="0"/>
+      </w:pPr>
+      <w:r>
+        <w:rPr>
+          <w:rFonts w:hint="eastAsia"/>
+        </w:rPr>
+        <w:t>쐐기 전술에서</w:t>
+      </w:r>
+      <w:r>
+        <w:t xml:space="preserve"> </w:t>
+      </w:r>
+      <w:r>
+        <w:rPr>
+          <w:rFonts w:hint="eastAsia"/>
+        </w:rPr>
+        <w:t xml:space="preserve">좌우 </w:t>
+      </w:r>
+      <w:proofErr w:type="spellStart"/>
+      <w:r>
+        <w:rPr>
+          <w:rFonts w:hint="eastAsia"/>
+        </w:rPr>
+        <w:t>차단선</w:t>
+      </w:r>
+      <w:proofErr w:type="spellEnd"/>
+      <w:r>
+        <w:rPr>
+          <w:rFonts w:hint="eastAsia"/>
+        </w:rPr>
+        <w:t xml:space="preserve"> </w:t>
+      </w:r>
+      <w:r>
+        <w:t>NPC</w:t>
+      </w:r>
+      <w:r>
+        <w:rPr>
+          <w:rFonts w:hint="eastAsia"/>
+        </w:rPr>
+        <w:t xml:space="preserve">가 플레이어의 이동을 제한하도록 </w:t>
+      </w:r>
+      <w:r>
+        <w:t xml:space="preserve">barrier </w:t>
+      </w:r>
+      <w:r>
+        <w:rPr>
+          <w:rFonts w:hint="eastAsia"/>
+        </w:rPr>
+        <w:t>기믹을 구현했다.</w:t>
+      </w:r>
+      <w:r>
+        <w:br/>
+      </w:r>
+      <w:r>
+        <w:rPr>
+          <w:rFonts w:hint="eastAsia"/>
+        </w:rPr>
+        <w:t xml:space="preserve">하지만 초기에는 </w:t>
+      </w:r>
+      <w:proofErr w:type="spellStart"/>
+      <w:r>
+        <w:rPr>
+          <w:rFonts w:hint="eastAsia"/>
+        </w:rPr>
+        <w:t>차단선</w:t>
+      </w:r>
+      <w:proofErr w:type="spellEnd"/>
+      <w:r>
+        <w:rPr>
+          <w:rFonts w:hint="eastAsia"/>
+        </w:rPr>
+        <w:t xml:space="preserve"> </w:t>
+      </w:r>
+      <w:r>
+        <w:t>NPC</w:t>
+      </w:r>
+      <w:r>
+        <w:rPr>
+          <w:rFonts w:hint="eastAsia"/>
+        </w:rPr>
+        <w:t>가 시각적으로만 배치되어 플레이어가 그대로 통과할 수 있었기</w:t>
+      </w:r>
+      <w:r>
+        <w:br/>
+      </w:r>
+      <w:r>
+        <w:rPr>
+          <w:rFonts w:hint="eastAsia"/>
+        </w:rPr>
+        <w:t>때문에,</w:t>
+      </w:r>
+      <w:r>
+        <w:t xml:space="preserve"> </w:t>
+      </w:r>
+      <w:r>
+        <w:rPr>
+          <w:rFonts w:hint="eastAsia"/>
+        </w:rPr>
+        <w:t xml:space="preserve">서버에서 </w:t>
+      </w:r>
+      <w:proofErr w:type="spellStart"/>
+      <w:r>
+        <w:rPr>
+          <w:rFonts w:hint="eastAsia"/>
+        </w:rPr>
+        <w:t>차단선</w:t>
+      </w:r>
+      <w:proofErr w:type="spellEnd"/>
+      <w:r>
+        <w:rPr>
+          <w:rFonts w:hint="eastAsia"/>
+        </w:rPr>
+        <w:t xml:space="preserve"> </w:t>
+      </w:r>
+      <w:r>
+        <w:t>NPC</w:t>
+      </w:r>
+      <w:r>
+        <w:rPr>
+          <w:rFonts w:hint="eastAsia"/>
+        </w:rPr>
+        <w:t xml:space="preserve">의 </w:t>
+      </w:r>
+      <w:r>
+        <w:t xml:space="preserve">barrier </w:t>
+      </w:r>
+      <w:r>
+        <w:rPr>
+          <w:rFonts w:hint="eastAsia"/>
+        </w:rPr>
+        <w:t xml:space="preserve">상태를 클라이언트에 전달하는 </w:t>
+      </w:r>
+      <w:proofErr w:type="spellStart"/>
+      <w:r>
+        <w:t>S_NpcBarrier</w:t>
+      </w:r>
+      <w:proofErr w:type="spellEnd"/>
+      <w:r>
+        <w:t xml:space="preserve"> </w:t>
+      </w:r>
+      <w:r>
+        <w:rPr>
+          <w:rFonts w:hint="eastAsia"/>
+        </w:rPr>
+        <w:t>패킷을</w:t>
+      </w:r>
+      <w:r>
+        <w:br/>
+      </w:r>
+      <w:r>
+        <w:rPr>
+          <w:rFonts w:hint="eastAsia"/>
+        </w:rPr>
+        <w:t>추가했다.</w:t>
+      </w:r>
+    </w:p>
+    <w:p>
+      <w:pPr>
+        <w:pStyle w:val="a3"/>
+        <w:numPr>
+          <w:ilvl w:val="1"/>
+          <w:numId w:val="4"/>
+        </w:numPr>
+        <w:ind w:leftChars="0"/>
+      </w:pPr>
+      <w:r>
+        <w:rPr>
+          <w:rFonts w:hint="eastAsia"/>
+        </w:rPr>
+        <w:t xml:space="preserve">클라이언트에서는 </w:t>
+      </w:r>
+      <w:r>
+        <w:t xml:space="preserve">barrier </w:t>
+      </w:r>
+      <w:r>
+        <w:rPr>
+          <w:rFonts w:hint="eastAsia"/>
+        </w:rPr>
+        <w:t xml:space="preserve">상태인 </w:t>
+      </w:r>
+      <w:r>
+        <w:t>NPC</w:t>
+      </w:r>
+      <w:r>
+        <w:rPr>
+          <w:rFonts w:hint="eastAsia"/>
+        </w:rPr>
+        <w:t xml:space="preserve">를 기준으로 플레이어 위치를 보정하는 </w:t>
+      </w:r>
+      <w:r>
+        <w:t>position-split</w:t>
+      </w:r>
+      <w:r>
+        <w:br/>
+      </w:r>
+      <w:r>
+        <w:rPr>
+          <w:rFonts w:hint="eastAsia"/>
+        </w:rPr>
+        <w:t>방식의 충돌 처리를 구현했다.</w:t>
+      </w:r>
+      <w:r>
+        <w:t xml:space="preserve"> </w:t>
+      </w:r>
+      <w:r>
+        <w:rPr>
+          <w:rFonts w:hint="eastAsia"/>
+        </w:rPr>
+        <w:t xml:space="preserve">물리 </w:t>
+      </w:r>
+      <w:proofErr w:type="spellStart"/>
+      <w:r>
+        <w:rPr>
+          <w:rFonts w:hint="eastAsia"/>
+        </w:rPr>
+        <w:t>솔버를</w:t>
+      </w:r>
+      <w:proofErr w:type="spellEnd"/>
+      <w:r>
+        <w:rPr>
+          <w:rFonts w:hint="eastAsia"/>
+        </w:rPr>
+        <w:t xml:space="preserve"> 사용하지 않고 위치 기반으로 분리했기 때문에</w:t>
+      </w:r>
+      <w:r>
+        <w:br/>
+      </w:r>
+      <w:r>
+        <w:rPr>
+          <w:rFonts w:hint="eastAsia"/>
+        </w:rPr>
+        <w:t>튕김이나 진동 없이 안정적으로 플레이어를 막을 수 있었다.</w:t>
+      </w:r>
+    </w:p>
+    <w:p>
+      <w:pPr>
+        <w:pStyle w:val="a3"/>
+        <w:numPr>
+          <w:ilvl w:val="1"/>
+          <w:numId w:val="4"/>
+        </w:numPr>
+        <w:ind w:leftChars="0"/>
+      </w:pPr>
+      <w:r>
+        <w:rPr>
+          <w:rFonts w:hint="eastAsia"/>
+        </w:rPr>
+        <w:t xml:space="preserve">또한 </w:t>
+      </w:r>
+      <w:r>
+        <w:t xml:space="preserve">barrier NPC </w:t>
+      </w:r>
+      <w:r>
+        <w:rPr>
+          <w:rFonts w:hint="eastAsia"/>
+        </w:rPr>
+        <w:t xml:space="preserve">사이의 틈을 줄이기 위해 가까운 </w:t>
+      </w:r>
+      <w:r>
+        <w:t xml:space="preserve">NPC </w:t>
+      </w:r>
+      <w:r>
+        <w:rPr>
+          <w:rFonts w:hint="eastAsia"/>
+        </w:rPr>
+        <w:t>쌍을 선분 캡슐 형태로 연결하여</w:t>
+      </w:r>
+      <w:r>
+        <w:br/>
+      </w:r>
+      <w:r>
+        <w:rPr>
+          <w:rFonts w:hint="eastAsia"/>
+        </w:rPr>
+        <w:t>연속된 벽처럼 처리했다.</w:t>
+      </w:r>
+      <w:r>
+        <w:t xml:space="preserve"> </w:t>
+      </w:r>
+      <w:r>
+        <w:rPr>
+          <w:rFonts w:hint="eastAsia"/>
+        </w:rPr>
+        <w:t>죽은</w:t>
+      </w:r>
+      <w:r>
+        <w:t xml:space="preserve"> NPC</w:t>
+      </w:r>
+      <w:r>
+        <w:rPr>
+          <w:rFonts w:hint="eastAsia"/>
+        </w:rPr>
+        <w:t xml:space="preserve">는 </w:t>
+      </w:r>
+      <w:r>
+        <w:t xml:space="preserve">barrier </w:t>
+      </w:r>
+      <w:r>
+        <w:rPr>
+          <w:rFonts w:hint="eastAsia"/>
+        </w:rPr>
+        <w:t>계산에서 제외되므로,</w:t>
+      </w:r>
+      <w:r>
+        <w:t xml:space="preserve"> </w:t>
+      </w:r>
+      <w:r>
+        <w:rPr>
+          <w:rFonts w:hint="eastAsia"/>
+        </w:rPr>
+        <w:t xml:space="preserve">플레이어가 </w:t>
+      </w:r>
+      <w:proofErr w:type="spellStart"/>
+      <w:r>
+        <w:rPr>
+          <w:rFonts w:hint="eastAsia"/>
+        </w:rPr>
+        <w:t>차단선</w:t>
+      </w:r>
+      <w:proofErr w:type="spellEnd"/>
+      <w:r>
+        <w:rPr>
+          <w:rFonts w:hint="eastAsia"/>
+        </w:rPr>
+        <w:t xml:space="preserve"> </w:t>
+      </w:r>
+      <w:r>
+        <w:t>NPC</w:t>
+      </w:r>
+      <w:r>
+        <w:rPr>
+          <w:rFonts w:hint="eastAsia"/>
+        </w:rPr>
+        <w:t>를</w:t>
+      </w:r>
+      <w:r>
+        <w:br/>
+      </w:r>
+      <w:r>
+        <w:rPr>
+          <w:rFonts w:hint="eastAsia"/>
+        </w:rPr>
+        <w:t>처치하면 그 위치에 탈출구가 생기는 구조가 되었다.</w:t>
+      </w:r>
+    </w:p>
+    <w:p>
+      <w:pPr>
+        <w:pStyle w:val="a3"/>
+        <w:numPr>
+          <w:ilvl w:val="0"/>
+          <w:numId w:val="4"/>
+        </w:numPr>
+        <w:ind w:leftChars="0"/>
+      </w:pPr>
+      <w:r>
+        <w:rPr>
+          <w:rFonts w:hint="eastAsia"/>
+          <w:b/>
+        </w:rPr>
+        <w:t>전술 전투 내의 N</w:t>
+      </w:r>
+      <w:r>
+        <w:rPr>
+          <w:b/>
+        </w:rPr>
+        <w:t xml:space="preserve">PC </w:t>
+      </w:r>
+      <w:r>
+        <w:rPr>
+          <w:rFonts w:hint="eastAsia"/>
+          <w:b/>
+        </w:rPr>
+        <w:t>공격권 예약 및 분대 교전 시 타깃 배정 안정화</w:t>
+      </w:r>
+    </w:p>
+    <w:p>
+      <w:pPr>
+        <w:pStyle w:val="a3"/>
+        <w:numPr>
+          <w:ilvl w:val="1"/>
+          <w:numId w:val="4"/>
+        </w:numPr>
+        <w:ind w:leftChars="0"/>
+      </w:pPr>
+      <w:r>
+        <w:rPr>
+          <w:rFonts w:hint="eastAsia"/>
+        </w:rPr>
+        <w:t>T</w:t>
+      </w:r>
+      <w:r>
+        <w:t>actical NPC</w:t>
+      </w:r>
+      <w:r>
+        <w:rPr>
+          <w:rFonts w:hint="eastAsia"/>
+        </w:rPr>
+        <w:t>의 공격권 예약 방식을 개선했다.</w:t>
+      </w:r>
+      <w:r>
+        <w:br/>
+      </w:r>
+      <w:r>
+        <w:rPr>
+          <w:rFonts w:hint="eastAsia"/>
+        </w:rPr>
+        <w:t xml:space="preserve">기존에는 선착순으로 공격 슬롯을 점유하여 멀리 있는 </w:t>
+      </w:r>
+      <w:r>
+        <w:t>NPC</w:t>
+      </w:r>
+      <w:r>
+        <w:rPr>
+          <w:rFonts w:hint="eastAsia"/>
+        </w:rPr>
+        <w:t>가 먼저 공격권을 가져가는 문제가</w:t>
+      </w:r>
+      <w:r>
+        <w:br/>
+      </w:r>
+      <w:r>
+        <w:rPr>
+          <w:rFonts w:hint="eastAsia"/>
+        </w:rPr>
+        <w:t>있었고,</w:t>
+      </w:r>
+      <w:r>
+        <w:t xml:space="preserve"> </w:t>
+      </w:r>
+      <w:r>
+        <w:rPr>
+          <w:rFonts w:hint="eastAsia"/>
+        </w:rPr>
+        <w:t xml:space="preserve">예약이 끊긴 </w:t>
+      </w:r>
+      <w:r>
+        <w:t>NPC</w:t>
+      </w:r>
+      <w:r>
+        <w:rPr>
+          <w:rFonts w:hint="eastAsia"/>
+        </w:rPr>
+        <w:t>가 즉시 재예약을 시도해 상태가 흔들리는 현상(</w:t>
+      </w:r>
+      <w:r>
+        <w:t>chase &lt;-&gt; pressure wait)</w:t>
+      </w:r>
+      <w:r>
+        <w:br/>
+      </w:r>
+      <w:r>
+        <w:rPr>
+          <w:rFonts w:hint="eastAsia"/>
+        </w:rPr>
+        <w:t>이 있었다.</w:t>
+      </w:r>
+    </w:p>
+    <w:p>
+      <w:pPr>
+        <w:pStyle w:val="a3"/>
+        <w:numPr>
+          <w:ilvl w:val="1"/>
+          <w:numId w:val="4"/>
+        </w:numPr>
+        <w:ind w:leftChars="0"/>
+      </w:pPr>
+      <w:r>
+        <w:rPr>
+          <w:rFonts w:hint="eastAsia"/>
+        </w:rPr>
+        <w:t xml:space="preserve">이를 거리 기반 우선순위와 </w:t>
+      </w:r>
+      <w:proofErr w:type="spellStart"/>
+      <w:r>
+        <w:rPr>
+          <w:rFonts w:hint="eastAsia"/>
+        </w:rPr>
+        <w:t>재예약</w:t>
+      </w:r>
+      <w:proofErr w:type="spellEnd"/>
+      <w:r>
+        <w:rPr>
+          <w:rFonts w:hint="eastAsia"/>
+        </w:rPr>
+        <w:t xml:space="preserve"> 제한 조건 기반으로 변경하여 가까운 </w:t>
+      </w:r>
+      <w:r>
+        <w:t>NPC</w:t>
+      </w:r>
+      <w:r>
+        <w:rPr>
+          <w:rFonts w:hint="eastAsia"/>
+        </w:rPr>
+        <w:t>가</w:t>
+      </w:r>
+      <w:r>
+        <w:br/>
+      </w:r>
+      <w:r>
+        <w:rPr>
+          <w:rFonts w:hint="eastAsia"/>
+        </w:rPr>
+        <w:t>우선 공격권을 얻도록 하고,</w:t>
+      </w:r>
+      <w:r>
+        <w:t xml:space="preserve"> </w:t>
+      </w:r>
+      <w:r>
+        <w:rPr>
+          <w:rFonts w:hint="eastAsia"/>
+        </w:rPr>
+        <w:t xml:space="preserve">예약에서 밀린 </w:t>
+      </w:r>
+      <w:r>
+        <w:t>NPC</w:t>
+      </w:r>
+      <w:r>
+        <w:rPr>
+          <w:rFonts w:hint="eastAsia"/>
+        </w:rPr>
+        <w:t>는 일정 거리 이상 접근하기 전까지</w:t>
+      </w:r>
+      <w:r>
+        <w:br/>
+      </w:r>
+      <w:r>
+        <w:rPr>
+          <w:rFonts w:hint="eastAsia"/>
+        </w:rPr>
+        <w:t>재예약을 제한했다.</w:t>
+      </w:r>
+    </w:p>
+    <w:p>
+      <w:pPr>
+        <w:pStyle w:val="a3"/>
+        <w:numPr>
+          <w:ilvl w:val="1"/>
+          <w:numId w:val="4"/>
+        </w:numPr>
+        <w:ind w:leftChars="0"/>
+      </w:pPr>
+      <w:r>
+        <w:rPr>
+          <w:rFonts w:hint="eastAsia"/>
+        </w:rPr>
+        <w:t xml:space="preserve">또한 </w:t>
+      </w:r>
+      <w:proofErr w:type="spellStart"/>
+      <w:r>
+        <w:rPr>
+          <w:rFonts w:hint="eastAsia"/>
+        </w:rPr>
+        <w:t>분대별</w:t>
+      </w:r>
+      <w:proofErr w:type="spellEnd"/>
+      <w:r>
+        <w:rPr>
+          <w:rFonts w:hint="eastAsia"/>
+        </w:rPr>
+        <w:t xml:space="preserve"> 교전 타깃을 전술 단계 동안 유지하도록 하여,</w:t>
+      </w:r>
+      <w:r>
+        <w:t xml:space="preserve"> </w:t>
+      </w:r>
+      <w:r>
+        <w:rPr>
+          <w:rFonts w:hint="eastAsia"/>
+        </w:rPr>
+        <w:t xml:space="preserve">분대 명령이 매 </w:t>
+      </w:r>
+      <w:proofErr w:type="spellStart"/>
+      <w:r>
+        <w:rPr>
+          <w:rFonts w:hint="eastAsia"/>
+        </w:rPr>
+        <w:t>틱</w:t>
+      </w:r>
+      <w:proofErr w:type="spellEnd"/>
+      <w:r>
+        <w:rPr>
+          <w:rFonts w:hint="eastAsia"/>
+        </w:rPr>
+        <w:t xml:space="preserve"> 흔들리거나</w:t>
+      </w:r>
+      <w:r>
+        <w:br/>
+      </w:r>
+      <w:r>
+        <w:rPr>
+          <w:rFonts w:hint="eastAsia"/>
+        </w:rPr>
+        <w:t>중복 발행되는 문제를 줄였다.</w:t>
+      </w:r>
+    </w:p>
+    <w:p>
+      <w:pPr>
+        <w:widowControl/>
         <w:wordWrap/>
         <w:autoSpaceDE/>
         <w:autoSpaceDN/>
-        <w:ind w:leftChars="0"/>
-      </w:pPr>
-      <w:r>
-        <w:t>또한 LobbyRoom 삭제와 참가가 동시에 발생할 때 생길 수 있는 Use-After-Free 문제를 막기 위해</w:t>
-      </w:r>
-      <w:r>
-        <w:br/>
-      </w:r>
-      <w:r>
-        <w:t>`LobbyRoom`을 `shared_ptr`로 관리하도록 변경하였다.</w:t>
-      </w:r>
-      <w:r>
-        <w:br/>
-      </w:r>
-      <w:r>
-        <w:t>`findRoom()`은 `shared_ptr` 복사본을 반환하고, 방이 비어 삭제 예정일 때는 `closed_` 플래그로</w:t>
-      </w:r>
-      <w:r>
-        <w:br/>
-      </w:r>
-      <w:r>
-        <w:t>새 입장을 차단하도록 하였다.</w:t>
+      </w:pPr>
+      <w:r>
+        <w:br w:type="page"/>
       </w:r>
     </w:p>
     <w:tbl>
@@ -2731,6 +4625,8 @@
               </w:rPr>
               <w:t xml:space="preserve">우상훈: </w:t>
             </w:r>
+            <w:bookmarkStart w:id="0" w:name="_GoBack"/>
+            <w:bookmarkEnd w:id="0"/>
             <w:r>
               <w:rPr>
                 <w:rFonts w:hint="eastAsia"/>
@@ -2738,16 +4634,7 @@
                 <w:bCs/>
                 <w:szCs w:val="20"/>
               </w:rPr>
-              <w:t>전술 전투 구현</w:t>
-            </w:r>
-            <w:r>
-              <w:rPr>
-                <w:rFonts w:hint="eastAsia"/>
-                <w:b/>
-                <w:bCs/>
-                <w:szCs w:val="20"/>
-              </w:rPr>
-              <w:t>, 시뮬레이터로 보스 패턴 구현</w:t>
+              <w:t>보스 패턴 구현</w:t>
             </w:r>
           </w:p>
           <w:p>
@@ -2758,6 +4645,7 @@
                 <w:szCs w:val="20"/>
               </w:rPr>
             </w:pPr>
+            <w:proofErr w:type="spellStart"/>
             <w:r>
               <w:rPr>
                 <w:rFonts w:hint="eastAsia"/>
@@ -2765,8 +4653,9 @@
                 <w:bCs/>
                 <w:szCs w:val="20"/>
               </w:rPr>
-              <w:t xml:space="preserve">장명운: </w:t>
-            </w:r>
+              <w:t>장명운</w:t>
+            </w:r>
+            <w:proofErr w:type="spellEnd"/>
             <w:r>
               <w:rPr>
                 <w:rFonts w:hint="eastAsia"/>
@@ -2774,7 +4663,7 @@
                 <w:bCs/>
                 <w:szCs w:val="20"/>
               </w:rPr>
-              <w:t xml:space="preserve">몬스터 패턴 구현, </w:t>
+              <w:t xml:space="preserve">: </w:t>
             </w:r>
             <w:r>
               <w:rPr>
@@ -2783,7 +4672,7 @@
                 <w:bCs/>
                 <w:szCs w:val="20"/>
               </w:rPr>
-              <w:t xml:space="preserve">나무/풀 그림자 포함 제대로 렌더링, Skill Cooldown UI 추가, </w:t>
+              <w:t xml:space="preserve">몬스터 패턴 구현, </w:t>
             </w:r>
             <w:r>
               <w:rPr>
@@ -2792,7 +4681,27 @@
                 <w:bCs/>
                 <w:szCs w:val="20"/>
               </w:rPr>
-              <w:t>네비메시 추출</w:t>
+              <w:t xml:space="preserve">나무/풀 그림자 포함 제대로 렌더링, Skill Cooldown UI 추가, </w:t>
+            </w:r>
+            <w:proofErr w:type="spellStart"/>
+            <w:r>
+              <w:rPr>
+                <w:rFonts w:hint="eastAsia"/>
+                <w:b/>
+                <w:bCs/>
+                <w:szCs w:val="20"/>
+              </w:rPr>
+              <w:t>네비메시</w:t>
+            </w:r>
+            <w:proofErr w:type="spellEnd"/>
+            <w:r>
+              <w:rPr>
+                <w:rFonts w:hint="eastAsia"/>
+                <w:b/>
+                <w:bCs/>
+                <w:szCs w:val="20"/>
+              </w:rPr>
+              <w:t xml:space="preserve"> 추출</w:t>
             </w:r>
             <w:r>
               <w:rPr>
@@ -2911,7 +4820,7 @@
 </file>
 
 <file path=word/endnotes.xml><?xml version="1.0" encoding="utf-8"?>
-<w:endnotes xmlns:wpc="http://schemas.microsoft.com/office/word/2010/wordprocessingCanvas" xmlns:cx="http://schemas.microsoft.com/office/drawing/2014/chartex" xmlns:cx1="http://schemas.microsoft.com/office/drawing/2015/9/8/chartex" xmlns:cx2="http://schemas.microsoft.com/office/drawing/2015/10/21/chartex" xmlns:cx3="http://schemas.microsoft.com/office/drawing/2016/5/9/chartex" xmlns:cx4="http://schemas.microsoft.com/office/drawing/2016/5/10/chartex" xmlns:cx5="http://schemas.microsoft.com/office/drawing/2016/5/11/chartex" xmlns:cx6="http://schemas.microsoft.com/office/drawing/2016/5/12/chartex" xmlns:cx7="http://schemas.microsoft.com/office/drawing/2016/5/13/chartex" xmlns:cx8="http://schemas.microsoft.com/office/drawing/2016/5/14/chartex" xmlns:mc="http://schemas.openxmlformats.org/markup-compatibility/2006" xmlns:aink="http://schemas.microsoft.com/office/drawing/2016/ink" xmlns:am3d="http://schemas.microsoft.com/office/drawing/2017/model3d" xmlns:o="urn:schemas-microsoft-com:office:office" xmlns:oel="http://schemas.microsoft.com/office/2019/extlst" xmlns:r="http://schemas.openxmlformats.org/officeDocument/2006/relationships" xmlns:m="http://schemas.openxmlformats.org/officeDocument/2006/math" xmlns:v="urn:schemas-microsoft-com:vml" xmlns:wp14="http://schemas.microsoft.com/office/word/2010/wordprocessingDrawing" xmlns:wp="http://schemas.openxmlformats.org/drawingml/2006/wordprocessingDrawing" xmlns:w10="urn:schemas-microsoft-com:office:word" xmlns:w="http://schemas.openxmlformats.org/wordprocessingml/2006/main" xmlns:w14="http://schemas.microsoft.com/office/word/2010/wordml" xmlns:w15="http://schemas.microsoft.com/office/word/2012/wordml" xmlns:w16cex="http://schemas.microsoft.com/office/word/2018/wordml/cex" xmlns:w16cid="http://schemas.microsoft.com/office/word/2016/wordml/cid" xmlns:w16="http://schemas.microsoft.com/office/word/2018/wordml" xmlns:w16du="http://schemas.microsoft.com/office/word/2023/wordml/word16du" xmlns:w16sdtdh="http://schemas.microsoft.com/office/word/2020/wordml/sdtdatahash" xmlns:w16sdtfl="http://schemas.microsoft.com/office/word/2024/wordml/sdtformatlock" xmlns:w16se="http://schemas.microsoft.com/office/word/2015/wordml/symex" xmlns:wpg="http://schemas.microsoft.com/office/word/2010/wordprocessingGroup" xmlns:wpi="http://schemas.microsoft.com/office/word/2010/wordprocessingInk" xmlns:wne="http://schemas.microsoft.com/office/word/2006/wordml" xmlns:wps="http://schemas.microsoft.com/office/word/2010/wordprocessingShape" mc:Ignorable="w14 w15 w16se w16cid w16 w16cex w16sdtdh w16sdtfl w16du wp14">
+<w:endnotes xmlns:wpc="http://schemas.microsoft.com/office/word/2010/wordprocessingCanvas" xmlns:cx="http://schemas.microsoft.com/office/drawing/2014/chartex" xmlns:cx1="http://schemas.microsoft.com/office/drawing/2015/9/8/chartex" xmlns:cx2="http://schemas.microsoft.com/office/drawing/2015/10/21/chartex" xmlns:cx3="http://schemas.microsoft.com/office/drawing/2016/5/9/chartex" xmlns:cx4="http://schemas.microsoft.com/office/drawing/2016/5/10/chartex" xmlns:cx5="http://schemas.microsoft.com/office/drawing/2016/5/11/chartex" xmlns:cx6="http://schemas.microsoft.com/office/drawing/2016/5/12/chartex" xmlns:cx7="http://schemas.microsoft.com/office/drawing/2016/5/13/chartex" xmlns:cx8="http://schemas.microsoft.com/office/drawing/2016/5/14/chartex" xmlns:mc="http://schemas.openxmlformats.org/markup-compatibility/2006" xmlns:aink="http://schemas.microsoft.com/office/drawing/2016/ink" xmlns:am3d="http://schemas.microsoft.com/office/drawing/2017/model3d" xmlns:o="urn:schemas-microsoft-com:office:office" xmlns:r="http://schemas.openxmlformats.org/officeDocument/2006/relationships" xmlns:m="http://schemas.openxmlformats.org/officeDocument/2006/math" xmlns:v="urn:schemas-microsoft-com:vml" xmlns:wp14="http://schemas.microsoft.com/office/word/2010/wordprocessingDrawing" xmlns:wp="http://schemas.openxmlformats.org/drawingml/2006/wordprocessingDrawing" xmlns:w10="urn:schemas-microsoft-com:office:word" xmlns:w="http://schemas.openxmlformats.org/wordprocessingml/2006/main" xmlns:w14="http://schemas.microsoft.com/office/word/2010/wordml" xmlns:w15="http://schemas.microsoft.com/office/word/2012/wordml" xmlns:w16cid="http://schemas.microsoft.com/office/word/2016/wordml/cid" xmlns:w16se="http://schemas.microsoft.com/office/word/2015/wordml/symex" xmlns:wpg="http://schemas.microsoft.com/office/word/2010/wordprocessingGroup" xmlns:wpi="http://schemas.microsoft.com/office/word/2010/wordprocessingInk" xmlns:wne="http://schemas.microsoft.com/office/word/2006/wordml" xmlns:wps="http://schemas.microsoft.com/office/word/2010/wordprocessingShape" mc:Ignorable="w14 w15 w16se w16cid wp14">
   <w:endnote w:type="separator" w:id="-1">
     <w:p>
       <w:pPr>
@@ -2936,7 +4845,7 @@
 </file>
 
 <file path=word/footnotes.xml><?xml version="1.0" encoding="utf-8"?>
-<w:footnotes xmlns:wpc="http://schemas.microsoft.com/office/word/2010/wordprocessingCanvas" xmlns:cx="http://schemas.microsoft.com/office/drawing/2014/chartex" xmlns:cx1="http://schemas.microsoft.com/office/drawing/2015/9/8/chartex" xmlns:cx2="http://schemas.microsoft.com/office/drawing/2015/10/21/chartex" xmlns:cx3="http://schemas.microsoft.com/office/drawing/2016/5/9/chartex" xmlns:cx4="http://schemas.microsoft.com/office/drawing/2016/5/10/chartex" xmlns:cx5="http://schemas.microsoft.com/office/drawing/2016/5/11/chartex" xmlns:cx6="http://schemas.microsoft.com/office/drawing/2016/5/12/chartex" xmlns:cx7="http://schemas.microsoft.com/office/drawing/2016/5/13/chartex" xmlns:cx8="http://schemas.microsoft.com/office/drawing/2016/5/14/chartex" xmlns:mc="http://schemas.openxmlformats.org/markup-compatibility/2006" xmlns:aink="http://schemas.microsoft.com/office/drawing/2016/ink" xmlns:am3d="http://schemas.microsoft.com/office/drawing/2017/model3d" xmlns:o="urn:schemas-microsoft-com:office:office" xmlns:oel="http://schemas.microsoft.com/office/2019/extlst" xmlns:r="http://schemas.openxmlformats.org/officeDocument/2006/relationships" xmlns:m="http://schemas.openxmlformats.org/officeDocument/2006/math" xmlns:v="urn:schemas-microsoft-com:vml" xmlns:wp14="http://schemas.microsoft.com/office/word/2010/wordprocessingDrawing" xmlns:wp="http://schemas.openxmlformats.org/drawingml/2006/wordprocessingDrawing" xmlns:w10="urn:schemas-microsoft-com:office:word" xmlns:w="http://schemas.openxmlformats.org/wordprocessingml/2006/main" xmlns:w14="http://schemas.microsoft.com/office/word/2010/wordml" xmlns:w15="http://schemas.microsoft.com/office/word/2012/wordml" xmlns:w16cex="http://schemas.microsoft.com/office/word/2018/wordml/cex" xmlns:w16cid="http://schemas.microsoft.com/office/word/2016/wordml/cid" xmlns:w16="http://schemas.microsoft.com/office/word/2018/wordml" xmlns:w16du="http://schemas.microsoft.com/office/word/2023/wordml/word16du" xmlns:w16sdtdh="http://schemas.microsoft.com/office/word/2020/wordml/sdtdatahash" xmlns:w16sdtfl="http://schemas.microsoft.com/office/word/2024/wordml/sdtformatlock" xmlns:w16se="http://schemas.microsoft.com/office/word/2015/wordml/symex" xmlns:wpg="http://schemas.microsoft.com/office/word/2010/wordprocessingGroup" xmlns:wpi="http://schemas.microsoft.com/office/word/2010/wordprocessingInk" xmlns:wne="http://schemas.microsoft.com/office/word/2006/wordml" xmlns:wps="http://schemas.microsoft.com/office/word/2010/wordprocessingShape" mc:Ignorable="w14 w15 w16se w16cid w16 w16cex w16sdtdh w16sdtfl w16du wp14">
+<w:footnotes xmlns:wpc="http://schemas.microsoft.com/office/word/2010/wordprocessingCanvas" xmlns:cx="http://schemas.microsoft.com/office/drawing/2014/chartex" xmlns:cx1="http://schemas.microsoft.com/office/drawing/2015/9/8/chartex" xmlns:cx2="http://schemas.microsoft.com/office/drawing/2015/10/21/chartex" xmlns:cx3="http://schemas.microsoft.com/office/drawing/2016/5/9/chartex" xmlns:cx4="http://schemas.microsoft.com/office/drawing/2016/5/10/chartex" xmlns:cx5="http://schemas.microsoft.com/office/drawing/2016/5/11/chartex" xmlns:cx6="http://schemas.microsoft.com/office/drawing/2016/5/12/chartex" xmlns:cx7="http://schemas.microsoft.com/office/drawing/2016/5/13/chartex" xmlns:cx8="http://schemas.microsoft.com/office/drawing/2016/5/14/chartex" xmlns:mc="http://schemas.openxmlformats.org/markup-compatibility/2006" xmlns:aink="http://schemas.microsoft.com/office/drawing/2016/ink" xmlns:am3d="http://schemas.microsoft.com/office/drawing/2017/model3d" xmlns:o="urn:schemas-microsoft-com:office:office" xmlns:r="http://schemas.openxmlformats.org/officeDocument/2006/relationships" xmlns:m="http://schemas.openxmlformats.org/officeDocument/2006/math" xmlns:v="urn:schemas-microsoft-com:vml" xmlns:wp14="http://schemas.microsoft.com/office/word/2010/wordprocessingDrawing" xmlns:wp="http://schemas.openxmlformats.org/drawingml/2006/wordprocessingDrawing" xmlns:w10="urn:schemas-microsoft-com:office:word" xmlns:w="http://schemas.openxmlformats.org/wordprocessingml/2006/main" xmlns:w14="http://schemas.microsoft.com/office/word/2010/wordml" xmlns:w15="http://schemas.microsoft.com/office/word/2012/wordml" xmlns:w16cid="http://schemas.microsoft.com/office/word/2016/wordml/cid" xmlns:w16se="http://schemas.microsoft.com/office/word/2015/wordml/symex" xmlns:wpg="http://schemas.microsoft.com/office/word/2010/wordprocessingGroup" xmlns:wpi="http://schemas.microsoft.com/office/word/2010/wordprocessingInk" xmlns:wne="http://schemas.microsoft.com/office/word/2006/wordml" xmlns:wps="http://schemas.microsoft.com/office/word/2010/wordprocessingShape" mc:Ignorable="w14 w15 w16se w16cid wp14">
   <w:footnote w:type="separator" w:id="-1">
     <w:p>
       <w:pPr>
@@ -2961,7 +4870,7 @@
 </file>
 
 <file path=word/numbering.xml><?xml version="1.0" encoding="utf-8"?>
-<w:numbering xmlns:wpc="http://schemas.microsoft.com/office/word/2010/wordprocessingCanvas" xmlns:cx="http://schemas.microsoft.com/office/drawing/2014/chartex" xmlns:cx1="http://schemas.microsoft.com/office/drawing/2015/9/8/chartex" xmlns:cx2="http://schemas.microsoft.com/office/drawing/2015/10/21/chartex" xmlns:cx3="http://schemas.microsoft.com/office/drawing/2016/5/9/chartex" xmlns:cx4="http://schemas.microsoft.com/office/drawing/2016/5/10/chartex" xmlns:cx5="http://schemas.microsoft.com/office/drawing/2016/5/11/chartex" xmlns:cx6="http://schemas.microsoft.com/office/drawing/2016/5/12/chartex" xmlns:cx7="http://schemas.microsoft.com/office/drawing/2016/5/13/chartex" xmlns:cx8="http://schemas.microsoft.com/office/drawing/2016/5/14/chartex" xmlns:mc="http://schemas.openxmlformats.org/markup-compatibility/2006" xmlns:aink="http://schemas.microsoft.com/office/drawing/2016/ink" xmlns:am3d="http://schemas.microsoft.com/office/drawing/2017/model3d" xmlns:o="urn:schemas-microsoft-com:office:office" xmlns:oel="http://schemas.microsoft.com/office/2019/extlst" xmlns:r="http://schemas.openxmlformats.org/officeDocument/2006/relationships" xmlns:m="http://schemas.openxmlformats.org/officeDocument/2006/math" xmlns:v="urn:schemas-microsoft-com:vml" xmlns:wp14="http://schemas.microsoft.com/office/word/2010/wordprocessingDrawing" xmlns:wp="http://schemas.openxmlformats.org/drawingml/2006/wordprocessingDrawing" xmlns:w10="urn:schemas-microsoft-com:office:word" xmlns:w="http://schemas.openxmlformats.org/wordprocessingml/2006/main" xmlns:w14="http://schemas.microsoft.com/office/word/2010/wordml" xmlns:w15="http://schemas.microsoft.com/office/word/2012/wordml" xmlns:w16cex="http://schemas.microsoft.com/office/word/2018/wordml/cex" xmlns:w16cid="http://schemas.microsoft.com/office/word/2016/wordml/cid" xmlns:w16="http://schemas.microsoft.com/office/word/2018/wordml" xmlns:w16du="http://schemas.microsoft.com/office/word/2023/wordml/word16du" xmlns:w16sdtdh="http://schemas.microsoft.com/office/word/2020/wordml/sdtdatahash" xmlns:w16sdtfl="http://schemas.microsoft.com/office/word/2024/wordml/sdtformatlock" xmlns:w16se="http://schemas.microsoft.com/office/word/2015/wordml/symex" xmlns:wpg="http://schemas.microsoft.com/office/word/2010/wordprocessingGroup" xmlns:wpi="http://schemas.microsoft.com/office/word/2010/wordprocessingInk" xmlns:wne="http://schemas.microsoft.com/office/word/2006/wordml" xmlns:wps="http://schemas.microsoft.com/office/word/2010/wordprocessingShape" mc:Ignorable="w14 w15 w16se w16cid w16 w16cex w16sdtdh w16sdtfl w16du wp14">
+<w:numbering xmlns:wpc="http://schemas.microsoft.com/office/word/2010/wordprocessingCanvas" xmlns:cx="http://schemas.microsoft.com/office/drawing/2014/chartex" xmlns:cx1="http://schemas.microsoft.com/office/drawing/2015/9/8/chartex" xmlns:cx2="http://schemas.microsoft.com/office/drawing/2015/10/21/chartex" xmlns:cx3="http://schemas.microsoft.com/office/drawing/2016/5/9/chartex" xmlns:cx4="http://schemas.microsoft.com/office/drawing/2016/5/10/chartex" xmlns:cx5="http://schemas.microsoft.com/office/drawing/2016/5/11/chartex" xmlns:cx6="http://schemas.microsoft.com/office/drawing/2016/5/12/chartex" xmlns:cx7="http://schemas.microsoft.com/office/drawing/2016/5/13/chartex" xmlns:cx8="http://schemas.microsoft.com/office/drawing/2016/5/14/chartex" xmlns:mc="http://schemas.openxmlformats.org/markup-compatibility/2006" xmlns:aink="http://schemas.microsoft.com/office/drawing/2016/ink" xmlns:am3d="http://schemas.microsoft.com/office/drawing/2017/model3d" xmlns:o="urn:schemas-microsoft-com:office:office" xmlns:r="http://schemas.openxmlformats.org/officeDocument/2006/relationships" xmlns:m="http://schemas.openxmlformats.org/officeDocument/2006/math" xmlns:v="urn:schemas-microsoft-com:vml" xmlns:wp14="http://schemas.microsoft.com/office/word/2010/wordprocessingDrawing" xmlns:wp="http://schemas.openxmlformats.org/drawingml/2006/wordprocessingDrawing" xmlns:w10="urn:schemas-microsoft-com:office:word" xmlns:w="http://schemas.openxmlformats.org/wordprocessingml/2006/main" xmlns:w14="http://schemas.microsoft.com/office/word/2010/wordml" xmlns:w15="http://schemas.microsoft.com/office/word/2012/wordml" xmlns:w16cid="http://schemas.microsoft.com/office/word/2016/wordml/cid" xmlns:w16se="http://schemas.microsoft.com/office/word/2015/wordml/symex" xmlns:wpg="http://schemas.microsoft.com/office/word/2010/wordprocessingGroup" xmlns:wpi="http://schemas.microsoft.com/office/word/2010/wordprocessingInk" xmlns:wne="http://schemas.microsoft.com/office/word/2006/wordml" xmlns:wps="http://schemas.microsoft.com/office/word/2010/wordprocessingShape" mc:Ignorable="w14 w15 w16se w16cid wp14">
   <w:abstractNum w:abstractNumId="0" w15:restartNumberingAfterBreak="0">
     <w:nsid w:val="FB7FFFD0"/>
     <w:multiLevelType w:val="hybridMultilevel"/>
@@ -3456,26 +5365,26 @@
       </w:pPr>
     </w:lvl>
   </w:abstractNum>
-  <w:num w:numId="1" w16cid:durableId="245503416">
+  <w:num w:numId="1">
     <w:abstractNumId w:val="1"/>
   </w:num>
-  <w:num w:numId="2" w16cid:durableId="753551909">
+  <w:num w:numId="2">
     <w:abstractNumId w:val="2"/>
   </w:num>
-  <w:num w:numId="3" w16cid:durableId="1336612389">
+  <w:num w:numId="3">
     <w:abstractNumId w:val="0"/>
   </w:num>
-  <w:num w:numId="4" w16cid:durableId="26418984">
+  <w:num w:numId="4">
     <w:abstractNumId w:val="3"/>
   </w:num>
-  <w:num w:numId="5" w16cid:durableId="1023479121">
+  <w:num w:numId="5">
     <w:abstractNumId w:val="4"/>
   </w:num>
 </w:numbering>
 </file>
 
 <file path=word/styles.xml><?xml version="1.0" encoding="utf-8"?>
-<w:styles xmlns:mc="http://schemas.openxmlformats.org/markup-compatibility/2006" xmlns:r="http://schemas.openxmlformats.org/officeDocument/2006/relationships" xmlns:w="http://schemas.openxmlformats.org/wordprocessingml/2006/main" xmlns:w14="http://schemas.microsoft.com/office/word/2010/wordml" xmlns:w15="http://schemas.microsoft.com/office/word/2012/wordml" xmlns:w16cex="http://schemas.microsoft.com/office/word/2018/wordml/cex" xmlns:w16cid="http://schemas.microsoft.com/office/word/2016/wordml/cid" xmlns:w16="http://schemas.microsoft.com/office/word/2018/wordml" xmlns:w16du="http://schemas.microsoft.com/office/word/2023/wordml/word16du" xmlns:w16sdtdh="http://schemas.microsoft.com/office/word/2020/wordml/sdtdatahash" xmlns:w16sdtfl="http://schemas.microsoft.com/office/word/2024/wordml/sdtformatlock" xmlns:w16se="http://schemas.microsoft.com/office/word/2015/wordml/symex" mc:Ignorable="w14 w15 w16se w16cid w16 w16cex w16sdtdh w16sdtfl w16du">
+<w:styles xmlns:mc="http://schemas.openxmlformats.org/markup-compatibility/2006" xmlns:r="http://schemas.openxmlformats.org/officeDocument/2006/relationships" xmlns:w="http://schemas.openxmlformats.org/wordprocessingml/2006/main" xmlns:w14="http://schemas.microsoft.com/office/word/2010/wordml" xmlns:w15="http://schemas.microsoft.com/office/word/2012/wordml" xmlns:w16cid="http://schemas.microsoft.com/office/word/2016/wordml/cid" xmlns:w16se="http://schemas.microsoft.com/office/word/2015/wordml/symex" mc:Ignorable="w14 w15 w16se w16cid">
   <w:docDefaults>
     <w:rPrDefault>
       <w:rPr>
@@ -3492,7 +5401,7 @@
       </w:pPr>
     </w:pPrDefault>
   </w:docDefaults>
-  <w:latentStyles w:defLockedState="0" w:defUIPriority="0" w:defSemiHidden="0" w:defUnhideWhenUsed="0" w:defQFormat="0" w:count="376">
+  <w:latentStyles w:defLockedState="0" w:defUIPriority="0" w:defSemiHidden="0" w:defUnhideWhenUsed="0" w:defQFormat="0" w:count="375">
     <w:lsdException w:name="Normal" w:qFormat="1"/>
     <w:lsdException w:name="heading 1" w:uiPriority="9" w:qFormat="1"/>
     <w:lsdException w:name="heading 2" w:semiHidden="1" w:uiPriority="9" w:unhideWhenUsed="1" w:qFormat="1"/>
@@ -3764,7 +5673,6 @@
     <w:lsdException w:name="Smart Hyperlink" w:semiHidden="1" w:unhideWhenUsed="1"/>
     <w:lsdException w:name="Hashtag" w:semiHidden="1" w:unhideWhenUsed="1"/>
     <w:lsdException w:name="Unresolved Mention" w:semiHidden="1" w:unhideWhenUsed="1"/>
-    <w:lsdException w:name="Smart Link" w:semiHidden="1" w:uiPriority="99" w:unhideWhenUsed="1"/>
   </w:latentStyles>
   <w:style w:type="paragraph" w:default="1" w:styleId="a">
     <w:name w:val="Normal"/>
